--- a/Kanazawa University Realated/Computer vision/Lecture Summary for Computer Vision A by THU TA ZAW.docx
+++ b/Kanazawa University Realated/Computer vision/Lecture Summary for Computer Vision A by THU TA ZAW.docx
@@ -225,598 +225,170 @@
       <w:pPr>
         <w:ind w:firstLine="720"/>
       </w:pPr>
+    </w:p>
+    <w:p>
       <w:r>
-        <w:lastRenderedPageBreak/>
-        <w:t>In this lecture, the fundamentals of digital image processing introduction</w:t>
+        <w:tab/>
+        <w:t xml:space="preserve">The fundamentals of digital image processing were introduced, including how images are represented in different color spaces such as RGB, HSB, and Lab, and how these individual channels can be leveraged for robust feature extraction. Various image-processing methods including brightness and contrast normalization, histogram-based thresholding, and binarization through Otsu’s method </w:t>
+      </w:r>
+      <w:r>
+        <w:t>were</w:t>
+      </w:r>
+      <w:r>
+        <w:t xml:space="preserve"> also proposed.</w:t>
       </w:r>
     </w:p>
     <w:p>
-      <w:pPr>
-        <w:ind w:firstLine="720"/>
-      </w:pPr>
       <w:r>
-        <w:t xml:space="preserve"> how images are represented in different color spaces such as RGB, HSB, and Lab, and how these channels can be leveraged for robust feature extraction. </w:t>
+        <w:tab/>
+        <w:t>Filtering techniques ranging from box and Gaussian filters to bilateral filtering, the latter of which preserves edges by combing spatial and intensity information were also discussed. Noise removal methods such as median filtering were demonstrated to effectively eliminate salt-and pepper nose without excessively blurring important</w:t>
+      </w:r>
+      <w:r>
+        <w:t xml:space="preserve"> image structures.</w:t>
       </w:r>
     </w:p>
     <w:p>
-      <w:pPr>
-        <w:ind w:firstLine="720"/>
-      </w:pPr>
       <w:r>
-        <w:t>Image processing methods were explored, including brightness and contrast normalization</w:t>
+        <w:tab/>
+        <w:t>Edge detection was explained using first-order derivative operators (such as the Soble filter for gradient computation) and second-order derivatives (including the Laplacian and Laplacian-of-Gaussian (LoG)), showing how gradient magnitudes and zero-crossing highlight object boundaries in images.</w:t>
       </w:r>
     </w:p>
     <w:p>
-      <w:pPr>
-        <w:ind w:firstLine="720"/>
-      </w:pPr>
       <w:r>
-        <w:t xml:space="preserve">Histogram based thresholding, and binarization using Otsu’s method. </w:t>
+        <w:tab/>
+      </w:r>
+      <w:r>
+        <w:t>Local feature detecting, focusing on how key points such as corners and interest points are extracted to characterize distinctive structures in images was introduced. Classical detectors such as the Moravec detector - based on intensity variation measured via Sum of Squared Differences (SSD), and the Harris Corner Detector, based on the second-moment matrix (structure tensor) and its eigen values were also converted in the lecture. The Hessian detector was also presented as a curvature-based alternative, using the determinant of the Hessian matrix to identify points of high local curvature.</w:t>
       </w:r>
     </w:p>
     <w:p>
-      <w:pPr>
-        <w:ind w:firstLine="720"/>
-      </w:pPr>
       <w:r>
-        <w:t xml:space="preserve">Filtering methods though box filters, Gaussian filters and bilateral filters, the latter preserving edges by combing spatial and intensity differences. </w:t>
+        <w:tab/>
+        <w:t>FAST significantly accelerates corner detection using an optimized segment test and machine</w:t>
+      </w:r>
+      <w:r>
+        <w:t xml:space="preserve">-learned decision tress. Feature descriptors such as SIFT, which provide strong scale and rotation invariance via Difference-of-Gaussian (DoG) key point detection and 128-dimensional orientation histograms, and SURF, which achieves similar invariance with higher computational efficiency through integral images and </w:t>
+      </w:r>
+      <w:r>
+        <w:t>H</w:t>
+      </w:r>
+      <w:r>
+        <w:t>aar-wavelet</w:t>
+      </w:r>
+      <w:r>
+        <w:t xml:space="preserve"> responses, were also described </w:t>
+      </w:r>
+      <w:r>
+        <w:t>in</w:t>
+      </w:r>
+      <w:r>
+        <w:t xml:space="preserve"> the lecture. </w:t>
       </w:r>
     </w:p>
     <w:p>
-      <w:pPr>
-        <w:ind w:firstLine="720"/>
-      </w:pPr>
       <w:r>
-        <w:t xml:space="preserve">Noise removal techniques such as median filtering were demonstrated to eliminate salt-and-pepper nose without overly blurring image structure. </w:t>
+        <w:tab/>
+      </w:r>
+      <w:r>
+        <w:t>Feature matching forms the foundation for applications such as image stitching, object recognition, and 3D reconstruction. Template matching approaches such as SSD, SAD, NCC and zero-mean NCC were also introduced along with their disadvantages.</w:t>
       </w:r>
     </w:p>
     <w:p>
-      <w:pPr>
-        <w:ind w:firstLine="720"/>
-      </w:pPr>
       <w:r>
-        <w:t>Edge detection was explained through first-order derivatives (Sobel filter for gradient computation) and second-order derivatives (Laplacian and Laplacian-of-Gaussian (</w:t>
-      </w:r>
-      <w:proofErr w:type="spellStart"/>
-      <w:r>
-        <w:t>LoG</w:t>
-      </w:r>
-      <w:proofErr w:type="spellEnd"/>
-      <w:r>
-        <w:t xml:space="preserve">)) illustrating how gradient magnitude and zero-crossings highlight object boundaries in images. </w:t>
+        <w:tab/>
+        <w:t xml:space="preserve">Frequency-domain correlation methods using the 2D Fast Fourier Transform (FFT) and Phase-Only Correlation (POC) were presented, offering high precision alignment by comparing only the phase of the Fourier spectra. A significant extension involved converting images to log-polar coordinates, transforming rotation and scale variations into simple translations. This enables POC to accurately estimate rotation, scaling, and translation, making it effective for applications requiring precise registration under geometric transformations. </w:t>
       </w:r>
     </w:p>
     <w:p>
-      <w:pPr>
-        <w:ind w:firstLine="720"/>
-      </w:pPr>
       <w:r>
-        <w:t>#############</w:t>
+        <w:tab/>
+        <w:t xml:space="preserve">Panoramic image stitching was also discussed, in which corresponding feature points across images are used to compute the homography that relates one viewpoint to another. Camera intrinsic parameters (focal length, principal point) and extrinsic parameters (rotation and </w:t>
+      </w:r>
+      <w:r>
+        <w:lastRenderedPageBreak/>
+        <w:t xml:space="preserve">translation) were explained as the </w:t>
+      </w:r>
+      <w:r>
+        <w:t>basis for mapping 3D world coordinates into 2D image coordinates.</w:t>
       </w:r>
     </w:p>
     <w:p>
-      <w:pPr>
-        <w:ind w:firstLine="720"/>
-      </w:pPr>
       <w:r>
-        <w:t xml:space="preserve">The local feature detections are also mentioned where key points such as </w:t>
+        <w:tab/>
       </w:r>
-      <w:proofErr w:type="spellStart"/>
       <w:r>
-        <w:t>corneres</w:t>
+        <w:t xml:space="preserve">Building on camera geometry, stereo vision was introduced as a method for estimating depth by comparing images taken from slightly different viewpoints. </w:t>
       </w:r>
-      <w:proofErr w:type="spellEnd"/>
       <w:r>
-        <w:t xml:space="preserve"> or interest points are extracted to characterize distinctive structures in images. </w:t>
+        <w:t>Epipolar geometry was explained through epipolar planes, epipolar lines, and the fundamental constraint that corresponding points must lie on their respective epipolar lines. Stereo matching algorithms such as Block Matching (BM) and Semi-Global Block Matching (SGBM) were also discussed in the lecture. The real-world applications include small object detection, road-surface recognition, and high-resolution 3D reconstruction for autonomous vehicles were also mentioned in the lecture.</w:t>
       </w:r>
     </w:p>
     <w:p>
-      <w:pPr>
-        <w:ind w:firstLine="720"/>
-      </w:pPr>
       <w:r>
-        <w:t>Classical detectors such as Moravec detector,</w:t>
+        <w:tab/>
       </w:r>
       <w:r>
-        <w:t xml:space="preserve"> which relies on computing intensity variations in multiple directions using Sum of Squared Differences (SSD)</w:t>
+        <w:t xml:space="preserve">The machine-learning </w:t>
+      </w:r>
+      <w:r>
+        <w:t>section of the lecture starts with supervised learning, introducing the perceptron as the simplest linear classifier capable of solving linearly-separable tasks such as logical AND/OR operations. Multi-Layer perceptrons (MLPs) extend this to non-linear classification using activation functions such as sigmoid, tanh, and ReLU.</w:t>
       </w:r>
     </w:p>
     <w:p>
-      <w:pPr>
-        <w:ind w:firstLine="720"/>
-      </w:pPr>
+      <w:r>
+        <w:tab/>
+      </w:r>
       <w:r>
         <w:t xml:space="preserve"> </w:t>
       </w:r>
       <w:r>
-        <w:t>Harris Corner Detector which</w:t>
-      </w:r>
-      <w:r>
-        <w:t xml:space="preserve"> uses a second moment matrix (structure tensor) to identify regions with significant intensity change in both x and y directions by evaluating eigenvalues of the matrix.</w:t>
-      </w:r>
-    </w:p>
-    <w:p>
-      <w:pPr>
-        <w:ind w:firstLine="720"/>
-      </w:pPr>
-      <w:r>
-        <w:t xml:space="preserve">Hessian detector was also introduced </w:t>
-      </w:r>
-      <w:r>
-        <w:t>The Hessian detector was also introduced as a curvature-based alternative, using the determinant of the Hessian matrix to identify points of high local curvature</w:t>
-      </w:r>
-    </w:p>
-    <w:p>
-      <w:pPr>
-        <w:ind w:firstLine="720"/>
-      </w:pPr>
-      <w:r>
-        <w:t xml:space="preserve">More advanced feature detectors such as FAST accelerate the corner-detection process though an optimized segment test and machine learned decision trees. </w:t>
-      </w:r>
-    </w:p>
-    <w:p>
-      <w:pPr>
-        <w:ind w:firstLine="720"/>
-      </w:pPr>
-      <w:r>
-        <w:t>Feature descriptors SIFT provides strong scale and rotation invariance through difference-of-gaussian (</w:t>
-      </w:r>
-      <w:proofErr w:type="spellStart"/>
-      <w:r>
-        <w:t>DoG</w:t>
-      </w:r>
-      <w:proofErr w:type="spellEnd"/>
-      <w:r>
-        <w:t>) key point detection and orientation histogram that form 128-dimensional feature vector.</w:t>
-      </w:r>
-    </w:p>
-    <w:p>
-      <w:pPr>
-        <w:ind w:firstLine="720"/>
-      </w:pPr>
-      <w:r>
-        <w:t xml:space="preserve"> SURF offers similar invariance but focuses on computational efficiency using integral images and Haar-wavelet responses. </w:t>
-      </w:r>
-    </w:p>
-    <w:p>
-      <w:pPr>
-        <w:ind w:firstLine="720"/>
-      </w:pPr>
-      <w:r>
-        <w:t>#######################</w:t>
-      </w:r>
-    </w:p>
-    <w:p>
-      <w:pPr>
-        <w:ind w:firstLine="720"/>
-      </w:pPr>
-    </w:p>
-    <w:p>
-      <w:pPr>
-        <w:ind w:firstLine="720"/>
-      </w:pPr>
-      <w:r>
-        <w:t xml:space="preserve">Methods for matching the extracted feature across the images. Feature matching forms the basis for applications such as stitching, object recognition and 3D reconstruction. </w:t>
-      </w:r>
-    </w:p>
-    <w:p>
-      <w:pPr>
-        <w:ind w:firstLine="720"/>
-      </w:pPr>
-      <w:r>
-        <w:lastRenderedPageBreak/>
-        <w:t>Template matching such as SSD, SAD, NCC and zero-mean NCC, which compare local regions between an image and a template using pixel-by-pixel similarity. (sensitive to scale and rotation changes).</w:t>
-      </w:r>
-    </w:p>
-    <w:p>
-      <w:pPr>
-        <w:ind w:firstLine="720"/>
-      </w:pPr>
-      <w:r>
-        <w:t xml:space="preserve">The frequency-domain correlation using 2D Fast Fourier Transform (FFT) and Phase-Only Correlation (POC), (high precision alignment by comparing </w:t>
-      </w:r>
-      <w:r>
-        <w:t xml:space="preserve">only the phase information of Fourier spectra.) a significant extension involved converting images to log-polar coordinates, enabling rotation and scale changes to be transformed  into simple shifts, allowing POC to estimate rotation, scaling and translation with high accuracy. </w:t>
-      </w:r>
-    </w:p>
-    <w:p>
-      <w:pPr>
-        <w:ind w:firstLine="720"/>
-      </w:pPr>
-      <w:r>
-        <w:t xml:space="preserve">(good for applications with precise image registration and alignment under varying geometric transformations. </w:t>
-      </w:r>
-    </w:p>
-    <w:p>
-      <w:pPr>
-        <w:pBdr>
-          <w:bottom w:val="thinThickThinMediumGap" w:sz="18" w:space="1" w:color="auto"/>
-        </w:pBdr>
-        <w:ind w:firstLine="720"/>
-      </w:pPr>
-    </w:p>
-    <w:p>
-      <w:pPr>
-        <w:ind w:firstLine="720"/>
-      </w:pPr>
-      <w:r>
-        <w:t xml:space="preserve">The panoramic image stitching, where corresponding feature points across images are used to compute the </w:t>
-      </w:r>
-      <w:proofErr w:type="spellStart"/>
-      <w:r>
-        <w:t>homography</w:t>
-      </w:r>
-      <w:proofErr w:type="spellEnd"/>
-      <w:r>
-        <w:t xml:space="preserve"> relating one view to another.</w:t>
-      </w:r>
-    </w:p>
-    <w:p>
-      <w:pPr>
-        <w:ind w:firstLine="720"/>
-      </w:pPr>
-      <w:r>
-        <w:t>The camera  intrinsic parameters (focal length, principle point), and extrinsic parameters (rotation and translation), which together define the mapping between 3D world coordinates and 2D image coordinates.</w:t>
-      </w:r>
-    </w:p>
-    <w:p>
-      <w:pPr>
-        <w:pBdr>
-          <w:bottom w:val="thinThickThinMediumGap" w:sz="18" w:space="1" w:color="auto"/>
-        </w:pBdr>
-        <w:ind w:firstLine="720"/>
-      </w:pPr>
-      <w:r>
-        <w:t xml:space="preserve">The lecture demonstrated how accurate camera parameters enable viewpoint transformations and application in autonomous driving are also discussed in the lecture. </w:t>
+        <w:t xml:space="preserve">Backpropagation and gradient descent were discussed as the core learning mechanisms, with detailed derivations of gradient calculations using computational graphs. Several loss functions including mean squared error, mean absolute error, categorical cross-entropy, and binary cross-entropy were derived step-by-step, emphasizing how gradients are propagated to update network parameters. </w:t>
       </w:r>
     </w:p>
     <w:p>
       <w:r>
-        <w:t xml:space="preserve">Building on camera geometry, stereo vision was introduced as a method to estimate depth by comparing two images taken from slightly different </w:t>
+        <w:tab/>
       </w:r>
-      <w:proofErr w:type="spellStart"/>
       <w:r>
-        <w:t>view points</w:t>
+        <w:t xml:space="preserve"> </w:t>
       </w:r>
-      <w:proofErr w:type="spellEnd"/>
       <w:r>
-        <w:t>.</w:t>
-      </w:r>
-    </w:p>
-    <w:p>
-      <w:proofErr w:type="spellStart"/>
-      <w:r>
-        <w:t>Epipolar</w:t>
-      </w:r>
-      <w:proofErr w:type="spellEnd"/>
-      <w:r>
-        <w:t xml:space="preserve"> geometry was explained with </w:t>
-      </w:r>
-      <w:proofErr w:type="spellStart"/>
-      <w:r>
-        <w:t>epipolar</w:t>
-      </w:r>
-      <w:proofErr w:type="spellEnd"/>
-      <w:r>
-        <w:t xml:space="preserve"> plane, </w:t>
-      </w:r>
-      <w:proofErr w:type="spellStart"/>
-      <w:r>
-        <w:t>epipolar</w:t>
-      </w:r>
-      <w:proofErr w:type="spellEnd"/>
-      <w:r>
-        <w:t xml:space="preserve"> lines, and the fundamental constraint that corresponding points mush lie along their respective </w:t>
-      </w:r>
-      <w:proofErr w:type="spellStart"/>
-      <w:r>
-        <w:t>epipolar</w:t>
-      </w:r>
-      <w:proofErr w:type="spellEnd"/>
-      <w:r>
-        <w:t xml:space="preserve"> lines.</w:t>
+        <w:t>Classical machine-learning models such as Support Vector Machines (SVMs), which optimize margin-based decision boundaries, and ensemble-learning methods such as AdaBoost and Random Forests, which combine multiple weak classifiers to produce robust predictions, were also introduced.</w:t>
       </w:r>
     </w:p>
     <w:p>
       <w:r>
-        <w:t xml:space="preserve">Stereo matching techniques such as </w:t>
+        <w:tab/>
+        <w:t xml:space="preserve">The Deep Learning Convolutional Neural Networks (CNNs) are designed to learn spatially localized features from images. Core components such as convolution layers, kernels, feature maps, pooling operations, and fully connected layers were discussed through foundational architectures including LeNet, AlexNet, GoogLeNet, and ResNet. Visualization techniques demonstrated that early layers learn low-level features like edges, while deeper layers capture increasingly complex patterns and semantic representations. </w:t>
       </w:r>
     </w:p>
     <w:p>
       <w:r>
-        <w:t xml:space="preserve">Classical block matching (BM), which slides comparison windows along </w:t>
+        <w:tab/>
       </w:r>
-      <w:proofErr w:type="spellStart"/>
       <w:r>
-        <w:t>epipolar</w:t>
-      </w:r>
-      <w:proofErr w:type="spellEnd"/>
-      <w:r>
-        <w:t xml:space="preserve"> lines using SSD or correlation-based metrics.  </w:t>
+        <w:t>A complete MNIST classification workflow was used to demonstrate practical training steps, including input formatting, Softmax probability computation, cross-entropy loss, and backpropagation through convolutional layers. CNNs were contextualized within modern applications such as image classification, object detection, regression, and segmentation, showing how deep networks have become the standard for computer-vision tasks.</w:t>
       </w:r>
     </w:p>
     <w:p>
       <w:r>
-        <w:t xml:space="preserve">Semi-Global Block Matching (SGBM) was introduced as an enhancement that combines local similarity with global smoothness constraints to improve accuracy. </w:t>
-      </w:r>
-    </w:p>
-    <w:p>
-      <w:pPr>
-        <w:pBdr>
-          <w:bottom w:val="thinThickThinMediumGap" w:sz="18" w:space="1" w:color="auto"/>
-        </w:pBdr>
-      </w:pPr>
-      <w:r>
-        <w:t xml:space="preserve">Real world </w:t>
-      </w:r>
-      <w:r>
-        <w:t>usage small</w:t>
-      </w:r>
-      <w:r>
-        <w:t>-object detection, road-surface recognition, and high resolution 3D scene reconstruction for autonomous vehicles.</w:t>
-      </w:r>
-    </w:p>
-    <w:p/>
-    <w:p>
-      <w:r>
-        <w:t>The machine-</w:t>
-      </w:r>
-      <w:r>
-        <w:t>learning portion</w:t>
-      </w:r>
-      <w:r>
-        <w:t xml:space="preserve"> of the course began with supervised learning, </w:t>
+        <w:tab/>
+        <w:t xml:space="preserve">The advanced 3D reconstruction approaches such as Structure-from-Motion (SfM) and Multi-View Stereo (MVS) were also mentioned in the lecture. SfM was introduced as a pipeline for estimating camera poses and generating sparse 3D point clouds from feature correspondences across multiple images and MVS extends this with dense depth-map estimation to produce detailed 3D models, forming the basis of classical multi-view reconstruction system. </w:t>
       </w:r>
     </w:p>
     <w:p>
       <w:r>
-        <w:t>introduction the perception as the simplest linear classifier capable of solving linearly separable tasks such as the simplest linear classifier capable of solving linearly separable tasks such as logical AND/OR operations.</w:t>
-      </w:r>
-    </w:p>
-    <w:p>
-      <w:r>
-        <w:t xml:space="preserve">Multiple layer </w:t>
-      </w:r>
-      <w:proofErr w:type="spellStart"/>
-      <w:r>
-        <w:t>perceptrons</w:t>
-      </w:r>
-      <w:proofErr w:type="spellEnd"/>
-      <w:r>
-        <w:t xml:space="preserve"> (MLPs) extend this to nonlinear classification via activation functions such as sigmoid , tanh, and </w:t>
-      </w:r>
-      <w:proofErr w:type="spellStart"/>
-      <w:r>
-        <w:t>ReLU</w:t>
-      </w:r>
-      <w:proofErr w:type="spellEnd"/>
-      <w:r>
-        <w:t xml:space="preserve"> </w:t>
-      </w:r>
-    </w:p>
-    <w:p>
-      <w:r>
-        <w:lastRenderedPageBreak/>
-        <w:t>Back propagation and gradient decent were presented as the core learning mechanisms with detailed derivations of gradient calculations using computational graphs.</w:t>
-      </w:r>
-    </w:p>
-    <w:p>
-      <w:r>
-        <w:t>Loss functions such as mean squared error, mean absolute error</w:t>
+        <w:tab/>
+        <w:t xml:space="preserve">Neural Radiance Field (NeRF), which is a modern neural rendering technique that represents scenes as continuous volumetric functions, were also discussed. </w:t>
       </w:r>
       <w:r>
-        <w:t>, categorical cross-entropy  and binary cross-entropy were derived step by step. Emphasizing how gradients propagate to update network parameters.</w:t>
-      </w:r>
-    </w:p>
-    <w:p/>
-    <w:p>
-      <w:r>
-        <w:t xml:space="preserve">Classical machine learning model (Support vector machine) (SVMs), which optimize margin-based decision boundaries. </w:t>
-      </w:r>
-    </w:p>
-    <w:p>
-      <w:r>
-        <w:t>Ensemble-learning method such as AdaBoost and Random Forests, (combine multiple weak classifiers to produce robust predictions)</w:t>
-      </w:r>
-    </w:p>
-    <w:p>
-      <w:pPr>
-        <w:pBdr>
-          <w:bottom w:val="thinThickThinMediumGap" w:sz="18" w:space="1" w:color="auto"/>
-        </w:pBdr>
-      </w:pPr>
-    </w:p>
-    <w:p>
-      <w:r>
-        <w:t xml:space="preserve">Deep learning with Convolutional Neural Networks </w:t>
-      </w:r>
-    </w:p>
-    <w:p/>
-    <w:p>
-      <w:r>
-        <w:t>Convolutional Neural Networks (CNNs) are designed to learn spatially localized features from images.</w:t>
-      </w:r>
-    </w:p>
-    <w:p>
-      <w:r>
-        <w:t xml:space="preserve">Core components (convolution layers, kernels, feature maps, pooling operations ,and fully connected layers) were discussed using the classical architectures such as </w:t>
-      </w:r>
-      <w:proofErr w:type="spellStart"/>
-      <w:r>
-        <w:t>LeNet,AlexNet</w:t>
-      </w:r>
-      <w:proofErr w:type="spellEnd"/>
-      <w:r>
-        <w:t xml:space="preserve">, </w:t>
-      </w:r>
-      <w:proofErr w:type="spellStart"/>
-      <w:r>
-        <w:t>GoogLeNet</w:t>
-      </w:r>
-      <w:proofErr w:type="spellEnd"/>
-      <w:r>
-        <w:t xml:space="preserve">, and </w:t>
-      </w:r>
-      <w:proofErr w:type="spellStart"/>
-      <w:r>
-        <w:t>ResNet</w:t>
-      </w:r>
-      <w:proofErr w:type="spellEnd"/>
-      <w:r>
-        <w:t xml:space="preserve">. </w:t>
-      </w:r>
-    </w:p>
-    <w:p>
-      <w:r>
-        <w:t xml:space="preserve">Visualization techniques demonstrated that early layers extract low-level features like edges, while deeper layer learn complex patterns and semantic representations. </w:t>
-      </w:r>
-    </w:p>
-    <w:p>
-      <w:r>
-        <w:t xml:space="preserve">The MNIST classification example was used to demonstrate practical training workflows, converting input formatting, SoftMax probability computation, cross-entropy loss, </w:t>
-      </w:r>
-      <w:proofErr w:type="spellStart"/>
-      <w:r>
-        <w:t>adnd</w:t>
-      </w:r>
-      <w:proofErr w:type="spellEnd"/>
-      <w:r>
-        <w:t xml:space="preserve"> back propagation across convolutional layers. </w:t>
-      </w:r>
-    </w:p>
-    <w:p>
-      <w:r>
-        <w:t xml:space="preserve">CNNs were contextualized within broader  applications such as image classification, detection, regression and segmentation, showcasing how deep networks have become the standard in modern computer vision tasks. </w:t>
-      </w:r>
-    </w:p>
-    <w:p/>
-    <w:p>
-      <w:r>
-        <w:t>#################</w:t>
-      </w:r>
-    </w:p>
-    <w:p>
-      <w:r>
-        <w:t xml:space="preserve">Advance 3D reconstruction approaches.. </w:t>
-      </w:r>
-    </w:p>
-    <w:p>
-      <w:r>
-        <w:t>Structure-from-Motion (</w:t>
-      </w:r>
-      <w:proofErr w:type="spellStart"/>
-      <w:r>
-        <w:t>SfM</w:t>
-      </w:r>
-      <w:proofErr w:type="spellEnd"/>
-      <w:r>
-        <w:t xml:space="preserve">) was introduced as a pipeline for </w:t>
-      </w:r>
-      <w:r>
-        <w:t>estimating</w:t>
-      </w:r>
-      <w:r>
-        <w:t xml:space="preserve"> camera poses and generating sparse 3D point clouds. From feature correspondences across multiple images. </w:t>
-      </w:r>
-    </w:p>
-    <w:p>
-      <w:r>
-        <w:t xml:space="preserve">Multi-View Stereo (MVS) extends this by computing dense depth maps to create detailed 3D models, forming the basis of classical multi-view reconstruction systems. </w:t>
-      </w:r>
-    </w:p>
-    <w:p>
-      <w:r>
-        <w:t>Neural Radiance Fields (</w:t>
-      </w:r>
-      <w:proofErr w:type="spellStart"/>
-      <w:r>
-        <w:t>NeRF</w:t>
-      </w:r>
-      <w:proofErr w:type="spellEnd"/>
-      <w:r>
-        <w:t xml:space="preserve">), a modern neural rendering technique representing </w:t>
-      </w:r>
-      <w:proofErr w:type="spellStart"/>
-      <w:r>
-        <w:t>scences</w:t>
-      </w:r>
-      <w:proofErr w:type="spellEnd"/>
-      <w:r>
-        <w:t xml:space="preserve"> as continuous volumetric functions.  </w:t>
-      </w:r>
-      <w:proofErr w:type="spellStart"/>
-      <w:r>
-        <w:t>NeRF</w:t>
-      </w:r>
-      <w:proofErr w:type="spellEnd"/>
-      <w:r>
-        <w:t xml:space="preserve"> uses camera poses obtained from the </w:t>
-      </w:r>
-      <w:proofErr w:type="spellStart"/>
-      <w:r>
-        <w:t>SfM</w:t>
-      </w:r>
-      <w:proofErr w:type="spellEnd"/>
-      <w:r>
-        <w:t xml:space="preserve"> and Learns a </w:t>
+        <w:t xml:space="preserve">Using camera poses </w:t>
       </w:r>
       <w:r>
         <w:lastRenderedPageBreak/>
-        <w:t>mapping from 3D positions and view directions to color and density values.</w:t>
-      </w:r>
-      <w:r>
-        <w:t xml:space="preserve"> Through volume rendering and ray marching, </w:t>
-      </w:r>
-      <w:proofErr w:type="spellStart"/>
-      <w:r>
-        <w:t>NeRF</w:t>
-      </w:r>
-      <w:proofErr w:type="spellEnd"/>
-      <w:r>
-        <w:t xml:space="preserve"> enables photorealistic novel-view synthesis. </w:t>
+        <w:t>from SfM, NeRF learns a mapping from 3D positions and view directions to color and density values. Through volume rendering and ray marching, NeRF enables photorealistic novel-view synthesis. Current active and rapidly evolving directions such as fast NeRF, dynamic scene NeRF, and low-computation NeRF were also introduced in the lecture.</w:t>
       </w:r>
     </w:p>
-    <w:p>
-      <w:r>
-        <w:t xml:space="preserve">Current research </w:t>
-      </w:r>
-      <w:proofErr w:type="spellStart"/>
-      <w:r>
-        <w:t>trand</w:t>
-      </w:r>
-      <w:proofErr w:type="spellEnd"/>
-      <w:r>
-        <w:t xml:space="preserve">, fast </w:t>
-      </w:r>
-      <w:proofErr w:type="spellStart"/>
-      <w:r>
-        <w:t>NeRF</w:t>
-      </w:r>
-      <w:proofErr w:type="spellEnd"/>
-      <w:r>
-        <w:t xml:space="preserve">, dynamic-scene </w:t>
-      </w:r>
-      <w:proofErr w:type="spellStart"/>
-      <w:r>
-        <w:t>NeRF</w:t>
-      </w:r>
-      <w:proofErr w:type="spellEnd"/>
-      <w:r>
-        <w:t xml:space="preserve">, and low-computation </w:t>
-      </w:r>
-      <w:proofErr w:type="spellStart"/>
-      <w:r>
-        <w:t>NeRF</w:t>
-      </w:r>
-      <w:proofErr w:type="spellEnd"/>
-      <w:r>
-        <w:t xml:space="preserve"> models were also introduced, highlighting active research directions in the field. </w:t>
-      </w:r>
-    </w:p>
-    <w:p/>
-    <w:p/>
-    <w:p/>
-    <w:p/>
     <w:p>
       <w:pPr>
         <w:jc w:val="right"/>
@@ -5587,7 +5159,6 @@
   <w:style w:type="character" w:default="1" w:styleId="DefaultParagraphFont">
     <w:name w:val="Default Paragraph Font"/>
     <w:uiPriority w:val="1"/>
-    <w:semiHidden/>
     <w:unhideWhenUsed/>
   </w:style>
   <w:style w:type="table" w:default="1" w:styleId="TableNormal">

--- a/Kanazawa University Realated/Computer vision/Lecture Summary for Computer Vision A by THU TA ZAW.docx
+++ b/Kanazawa University Realated/Computer vision/Lecture Summary for Computer Vision A by THU TA ZAW.docx
@@ -229,7 +229,13 @@
     <w:p>
       <w:r>
         <w:tab/>
-        <w:t xml:space="preserve">The fundamentals of digital image processing were introduced, including how images are represented in different color spaces such as RGB, HSB, and Lab, and how these individual channels can be leveraged for robust feature extraction. Various image-processing methods including brightness and contrast normalization, histogram-based thresholding, and binarization through Otsu’s method </w:t>
+        <w:t>The fundamentals of digital image processing were introduced, including how images are represented in different color spaces such as RGB, HSB, and Lab, and how these individual channels can be leveraged for robust feature</w:t>
+      </w:r>
+      <w:r>
+        <w:t>s</w:t>
+      </w:r>
+      <w:r>
+        <w:t xml:space="preserve"> extraction. Various image-processing methods including brightness and contrast normalization, histogram-based thresholding, and binarization through Otsu’s method </w:t>
       </w:r>
       <w:r>
         <w:t>were</w:t>
@@ -250,7 +256,15 @@
     <w:p>
       <w:r>
         <w:tab/>
-        <w:t>Edge detection was explained using first-order derivative operators (such as the Soble filter for gradient computation) and second-order derivatives (including the Laplacian and Laplacian-of-Gaussian (LoG)), showing how gradient magnitudes and zero-crossing highlight object boundaries in images.</w:t>
+        <w:t>Edge detection was explained using first-order derivative operators (such as the Soble filter for gradient computation) and second-order derivatives (including the Laplacian and Laplacian-of-Gaussian (</w:t>
+      </w:r>
+      <w:proofErr w:type="spellStart"/>
+      <w:r>
+        <w:t>LoG</w:t>
+      </w:r>
+      <w:proofErr w:type="spellEnd"/>
+      <w:r>
+        <w:t>)), showing how gradient magnitudes and zero-crossing highlight object boundaries in images.</w:t>
       </w:r>
     </w:p>
     <w:p>
@@ -267,7 +281,15 @@
         <w:t>FAST significantly accelerates corner detection using an optimized segment test and machine</w:t>
       </w:r>
       <w:r>
-        <w:t xml:space="preserve">-learned decision tress. Feature descriptors such as SIFT, which provide strong scale and rotation invariance via Difference-of-Gaussian (DoG) key point detection and 128-dimensional orientation histograms, and SURF, which achieves similar invariance with higher computational efficiency through integral images and </w:t>
+        <w:t>-learned decision tress. Feature descriptors such as SIFT, which provide strong scale and rotation invariance via Difference-of-Gaussian (</w:t>
+      </w:r>
+      <w:proofErr w:type="spellStart"/>
+      <w:r>
+        <w:t>DoG</w:t>
+      </w:r>
+      <w:proofErr w:type="spellEnd"/>
+      <w:r>
+        <w:t xml:space="preserve">) key point detection and 128-dimensional orientation histograms, and SURF, which achieves similar invariance with higher computational efficiency through integral images and </w:t>
       </w:r>
       <w:r>
         <w:t>H</w:t>
@@ -302,7 +324,15 @@
     <w:p>
       <w:r>
         <w:tab/>
-        <w:t xml:space="preserve">Panoramic image stitching was also discussed, in which corresponding feature points across images are used to compute the homography that relates one viewpoint to another. Camera intrinsic parameters (focal length, principal point) and extrinsic parameters (rotation and </w:t>
+        <w:t xml:space="preserve">Panoramic image stitching was also discussed, in which corresponding feature points across images are used to compute the </w:t>
+      </w:r>
+      <w:proofErr w:type="spellStart"/>
+      <w:r>
+        <w:t>homography</w:t>
+      </w:r>
+      <w:proofErr w:type="spellEnd"/>
+      <w:r>
+        <w:t xml:space="preserve"> that relates one viewpoint to another. Camera intrinsic parameters (focal length, principal point) and extrinsic parameters (rotation and </w:t>
       </w:r>
       <w:r>
         <w:lastRenderedPageBreak/>
@@ -319,8 +349,37 @@
       <w:r>
         <w:t xml:space="preserve">Building on camera geometry, stereo vision was introduced as a method for estimating depth by comparing images taken from slightly different viewpoints. </w:t>
       </w:r>
-      <w:r>
-        <w:t>Epipolar geometry was explained through epipolar planes, epipolar lines, and the fundamental constraint that corresponding points must lie on their respective epipolar lines. Stereo matching algorithms such as Block Matching (BM) and Semi-Global Block Matching (SGBM) were also discussed in the lecture. The real-world applications include small object detection, road-surface recognition, and high-resolution 3D reconstruction for autonomous vehicles were also mentioned in the lecture.</w:t>
+      <w:proofErr w:type="spellStart"/>
+      <w:r>
+        <w:t>Epipolar</w:t>
+      </w:r>
+      <w:proofErr w:type="spellEnd"/>
+      <w:r>
+        <w:t xml:space="preserve"> geometry was explained through </w:t>
+      </w:r>
+      <w:proofErr w:type="spellStart"/>
+      <w:r>
+        <w:t>epipolar</w:t>
+      </w:r>
+      <w:proofErr w:type="spellEnd"/>
+      <w:r>
+        <w:t xml:space="preserve"> planes, </w:t>
+      </w:r>
+      <w:proofErr w:type="spellStart"/>
+      <w:r>
+        <w:t>epipolar</w:t>
+      </w:r>
+      <w:proofErr w:type="spellEnd"/>
+      <w:r>
+        <w:t xml:space="preserve"> lines, and the fundamental constraint that corresponding points must lie on their respective </w:t>
+      </w:r>
+      <w:proofErr w:type="spellStart"/>
+      <w:r>
+        <w:t>epipolar</w:t>
+      </w:r>
+      <w:proofErr w:type="spellEnd"/>
+      <w:r>
+        <w:t xml:space="preserve"> lines. Stereo matching algorithms such as Block Matching (BM) and Semi-Global Block Matching (SGBM) were also discussed in the lecture. The real-world applications include small object detection, road-surface recognition, and high-resolution 3D reconstruction for autonomous vehicles were also mentioned in the lecture.</w:t>
       </w:r>
     </w:p>
     <w:p>
@@ -331,7 +390,37 @@
         <w:t xml:space="preserve">The machine-learning </w:t>
       </w:r>
       <w:r>
-        <w:t>section of the lecture starts with supervised learning, introducing the perceptron as the simplest linear classifier capable of solving linearly-separable tasks such as logical AND/OR operations. Multi-Layer perceptrons (MLPs) extend this to non-linear classification using activation functions such as sigmoid, tanh, and ReLU.</w:t>
+        <w:t xml:space="preserve">section of the lecture starts with supervised learning, introducing the </w:t>
+      </w:r>
+      <w:proofErr w:type="gramStart"/>
+      <w:r>
+        <w:t>perceptron</w:t>
+      </w:r>
+      <w:proofErr w:type="gramEnd"/>
+      <w:r>
+        <w:t xml:space="preserve"> as the simplest linear classifier capable of solving </w:t>
+      </w:r>
+      <w:r>
+        <w:t>linearly separable</w:t>
+      </w:r>
+      <w:r>
+        <w:t xml:space="preserve"> tasks such as logical AND/OR operations. Multi-Layer </w:t>
+      </w:r>
+      <w:proofErr w:type="spellStart"/>
+      <w:r>
+        <w:t>perceptrons</w:t>
+      </w:r>
+      <w:proofErr w:type="spellEnd"/>
+      <w:r>
+        <w:t xml:space="preserve"> (MLPs) extend this to non-linear classification using activation functions such as sigmoid, tanh, and </w:t>
+      </w:r>
+      <w:proofErr w:type="spellStart"/>
+      <w:r>
+        <w:t>ReLU</w:t>
+      </w:r>
+      <w:proofErr w:type="spellEnd"/>
+      <w:r>
+        <w:t>.</w:t>
       </w:r>
     </w:p>
     <w:p>
@@ -359,7 +448,31 @@
     <w:p>
       <w:r>
         <w:tab/>
-        <w:t xml:space="preserve">The Deep Learning Convolutional Neural Networks (CNNs) are designed to learn spatially localized features from images. Core components such as convolution layers, kernels, feature maps, pooling operations, and fully connected layers were discussed through foundational architectures including LeNet, AlexNet, GoogLeNet, and ResNet. Visualization techniques demonstrated that early layers learn low-level features like edges, while deeper layers capture increasingly complex patterns and semantic representations. </w:t>
+        <w:t xml:space="preserve">The Deep Learning Convolutional Neural Networks (CNNs) are designed to learn spatially localized features from images. Core components such as convolution layers, kernels, feature maps, pooling operations, and fully connected layers were discussed through foundational architectures including LeNet, </w:t>
+      </w:r>
+      <w:proofErr w:type="spellStart"/>
+      <w:r>
+        <w:t>AlexNet</w:t>
+      </w:r>
+      <w:proofErr w:type="spellEnd"/>
+      <w:r>
+        <w:t xml:space="preserve">, </w:t>
+      </w:r>
+      <w:proofErr w:type="spellStart"/>
+      <w:r>
+        <w:t>GoogLeNet</w:t>
+      </w:r>
+      <w:proofErr w:type="spellEnd"/>
+      <w:r>
+        <w:t xml:space="preserve">, and </w:t>
+      </w:r>
+      <w:proofErr w:type="spellStart"/>
+      <w:r>
+        <w:t>ResNet</w:t>
+      </w:r>
+      <w:proofErr w:type="spellEnd"/>
+      <w:r>
+        <w:t xml:space="preserve">. Visualization techniques demonstrated that early layers learn low-level features like edges, while deeper layers capture increasingly complex patterns and semantic representations. </w:t>
       </w:r>
     </w:p>
     <w:p>
@@ -367,26 +480,118 @@
         <w:tab/>
       </w:r>
       <w:r>
-        <w:t>A complete MNIST classification workflow was used to demonstrate practical training steps, including input formatting, Softmax probability computation, cross-entropy loss, and backpropagation through convolutional layers. CNNs were contextualized within modern applications such as image classification, object detection, regression, and segmentation, showing how deep networks have become the standard for computer-vision tasks.</w:t>
+        <w:t xml:space="preserve">A complete MNIST classification workflow was used to demonstrate practical training steps, including input formatting, </w:t>
+      </w:r>
+      <w:proofErr w:type="spellStart"/>
+      <w:r>
+        <w:t>Softmax</w:t>
+      </w:r>
+      <w:proofErr w:type="spellEnd"/>
+      <w:r>
+        <w:t xml:space="preserve"> probability computation, cross-entropy loss, and backpropagation through convolutional layers. CNNs were contextualized within modern applications such as image classification, object detection, regression, and segmentation, showing how deep networks have become the standard for computer-vision tasks.</w:t>
       </w:r>
     </w:p>
     <w:p>
       <w:r>
         <w:tab/>
-        <w:t xml:space="preserve">The advanced 3D reconstruction approaches such as Structure-from-Motion (SfM) and Multi-View Stereo (MVS) were also mentioned in the lecture. SfM was introduced as a pipeline for estimating camera poses and generating sparse 3D point clouds from feature correspondences across multiple images and MVS extends this with dense depth-map estimation to produce detailed 3D models, forming the basis of classical multi-view reconstruction system. </w:t>
+        <w:t>The advanced 3D reconstruction approaches such as Structure-from-Motion (</w:t>
+      </w:r>
+      <w:proofErr w:type="spellStart"/>
+      <w:r>
+        <w:t>SfM</w:t>
+      </w:r>
+      <w:proofErr w:type="spellEnd"/>
+      <w:r>
+        <w:t xml:space="preserve">) and Multi-View Stereo (MVS) were also mentioned in the lecture. </w:t>
+      </w:r>
+      <w:proofErr w:type="spellStart"/>
+      <w:r>
+        <w:t>SfM</w:t>
+      </w:r>
+      <w:proofErr w:type="spellEnd"/>
+      <w:r>
+        <w:t xml:space="preserve"> was introduced as a pipeline for estimating camera poses and generating sparse 3D point clouds from feature correspondences across multiple images and MVS extends this with dense depth-map estimation to produce detailed 3D models, forming the basis of classical multi-view reconstruction system. </w:t>
       </w:r>
     </w:p>
     <w:p>
       <w:r>
         <w:tab/>
-        <w:t xml:space="preserve">Neural Radiance Field (NeRF), which is a modern neural rendering technique that represents scenes as continuous volumetric functions, were also discussed. </w:t>
+        <w:t>Neural Radiance Field (</w:t>
+      </w:r>
+      <w:proofErr w:type="spellStart"/>
+      <w:r>
+        <w:t>NeRF</w:t>
+      </w:r>
+      <w:proofErr w:type="spellEnd"/>
+      <w:r>
+        <w:t xml:space="preserve">), which is a modern neural rendering technique that represents scenes as continuous volumetric functions, were also discussed. </w:t>
       </w:r>
       <w:r>
         <w:t xml:space="preserve">Using camera poses </w:t>
       </w:r>
       <w:r>
         <w:lastRenderedPageBreak/>
-        <w:t>from SfM, NeRF learns a mapping from 3D positions and view directions to color and density values. Through volume rendering and ray marching, NeRF enables photorealistic novel-view synthesis. Current active and rapidly evolving directions such as fast NeRF, dynamic scene NeRF, and low-computation NeRF were also introduced in the lecture.</w:t>
+        <w:t xml:space="preserve">from </w:t>
+      </w:r>
+      <w:proofErr w:type="spellStart"/>
+      <w:r>
+        <w:t>SfM</w:t>
+      </w:r>
+      <w:proofErr w:type="spellEnd"/>
+      <w:r>
+        <w:t xml:space="preserve">, </w:t>
+      </w:r>
+      <w:proofErr w:type="spellStart"/>
+      <w:r>
+        <w:t>NeRF</w:t>
+      </w:r>
+      <w:proofErr w:type="spellEnd"/>
+      <w:r>
+        <w:t xml:space="preserve"> learns a mapping from 3D positions and view directions to color and density values. Through volume rendering and ray marching, </w:t>
+      </w:r>
+      <w:proofErr w:type="spellStart"/>
+      <w:r>
+        <w:t>NeRF</w:t>
+      </w:r>
+      <w:proofErr w:type="spellEnd"/>
+      <w:r>
+        <w:t xml:space="preserve"> enables photorealistic novel-view synthesis. Current active and rapidly evolving directions such as fast </w:t>
+      </w:r>
+      <w:proofErr w:type="spellStart"/>
+      <w:r>
+        <w:t>NeRF</w:t>
+      </w:r>
+      <w:proofErr w:type="spellEnd"/>
+      <w:r>
+        <w:t xml:space="preserve">, dynamic scene </w:t>
+      </w:r>
+      <w:proofErr w:type="spellStart"/>
+      <w:r>
+        <w:t>NeRF</w:t>
+      </w:r>
+      <w:proofErr w:type="spellEnd"/>
+      <w:r>
+        <w:t xml:space="preserve">, and </w:t>
+      </w:r>
+      <w:r>
+        <w:t>low computation</w:t>
+      </w:r>
+      <w:r>
+        <w:t xml:space="preserve"> </w:t>
+      </w:r>
+      <w:proofErr w:type="spellStart"/>
+      <w:r>
+        <w:t>NeRF</w:t>
+      </w:r>
+      <w:proofErr w:type="spellEnd"/>
+      <w:r>
+        <w:t xml:space="preserve"> were also </w:t>
+      </w:r>
+      <w:r>
+        <w:t>covered</w:t>
+      </w:r>
+      <w:r>
+        <w:t xml:space="preserve"> in the lecture.</w:t>
       </w:r>
     </w:p>
     <w:p>
@@ -397,13 +602,15 @@
           <w:szCs w:val="28"/>
         </w:rPr>
       </w:pPr>
-      <w:r>
+    </w:p>
+    <w:p>
+      <w:pPr>
+        <w:jc w:val="right"/>
         <w:rPr>
           <w:sz w:val="28"/>
           <w:szCs w:val="28"/>
         </w:rPr>
-        <w:t>THU TA ZAW</w:t>
-      </w:r>
+      </w:pPr>
     </w:p>
     <w:p>
       <w:pPr>
@@ -413,13 +620,1606 @@
           <w:szCs w:val="28"/>
         </w:rPr>
       </w:pPr>
-      <w:r>
+    </w:p>
+    <w:p>
+      <w:pPr>
+        <w:jc w:val="right"/>
         <w:rPr>
           <w:sz w:val="28"/>
           <w:szCs w:val="28"/>
         </w:rPr>
+      </w:pPr>
+    </w:p>
+    <w:p>
+      <w:pPr>
+        <w:jc w:val="right"/>
+        <w:rPr>
+          <w:sz w:val="28"/>
+          <w:szCs w:val="28"/>
+        </w:rPr>
+      </w:pPr>
+    </w:p>
+    <w:p>
+      <w:pPr>
+        <w:jc w:val="right"/>
+        <w:rPr>
+          <w:sz w:val="28"/>
+          <w:szCs w:val="28"/>
+        </w:rPr>
+      </w:pPr>
+    </w:p>
+    <w:p>
+      <w:pPr>
+        <w:jc w:val="right"/>
+        <w:rPr>
+          <w:sz w:val="28"/>
+          <w:szCs w:val="28"/>
+        </w:rPr>
+      </w:pPr>
+    </w:p>
+    <w:p>
+      <w:pPr>
+        <w:jc w:val="right"/>
+        <w:rPr>
+          <w:sz w:val="28"/>
+          <w:szCs w:val="28"/>
+        </w:rPr>
+      </w:pPr>
+    </w:p>
+    <w:p>
+      <w:pPr>
+        <w:jc w:val="right"/>
+        <w:rPr>
+          <w:sz w:val="28"/>
+          <w:szCs w:val="28"/>
+        </w:rPr>
+      </w:pPr>
+    </w:p>
+    <w:p>
+      <w:pPr>
+        <w:jc w:val="right"/>
+        <w:rPr>
+          <w:sz w:val="28"/>
+          <w:szCs w:val="28"/>
+        </w:rPr>
+      </w:pPr>
+    </w:p>
+    <w:p>
+      <w:pPr>
+        <w:jc w:val="right"/>
+        <w:rPr>
+          <w:sz w:val="28"/>
+          <w:szCs w:val="28"/>
+        </w:rPr>
+      </w:pPr>
+    </w:p>
+    <w:p>
+      <w:pPr>
+        <w:jc w:val="right"/>
+        <w:rPr>
+          <w:sz w:val="28"/>
+          <w:szCs w:val="28"/>
+        </w:rPr>
+      </w:pPr>
+    </w:p>
+    <w:p>
+      <w:pPr>
+        <w:jc w:val="right"/>
+        <w:rPr>
+          <w:sz w:val="28"/>
+          <w:szCs w:val="28"/>
+        </w:rPr>
+      </w:pPr>
+    </w:p>
+    <w:p>
+      <w:pPr>
+        <w:jc w:val="right"/>
+        <w:rPr>
+          <w:sz w:val="28"/>
+          <w:szCs w:val="28"/>
+        </w:rPr>
+      </w:pPr>
+    </w:p>
+    <w:p>
+      <w:pPr>
+        <w:jc w:val="right"/>
+        <w:rPr>
+          <w:sz w:val="28"/>
+          <w:szCs w:val="28"/>
+        </w:rPr>
+      </w:pPr>
+    </w:p>
+    <w:p>
+      <w:pPr>
+        <w:jc w:val="right"/>
+        <w:rPr>
+          <w:sz w:val="28"/>
+          <w:szCs w:val="28"/>
+        </w:rPr>
+      </w:pPr>
+    </w:p>
+    <w:p>
+      <w:pPr>
+        <w:jc w:val="right"/>
+        <w:rPr>
+          <w:sz w:val="28"/>
+          <w:szCs w:val="28"/>
+        </w:rPr>
+      </w:pPr>
+    </w:p>
+    <w:p>
+      <w:pPr>
+        <w:jc w:val="right"/>
+        <w:rPr>
+          <w:sz w:val="28"/>
+          <w:szCs w:val="28"/>
+        </w:rPr>
+      </w:pPr>
+    </w:p>
+    <w:p>
+      <w:pPr>
+        <w:jc w:val="right"/>
+        <w:rPr>
+          <w:sz w:val="28"/>
+          <w:szCs w:val="28"/>
+        </w:rPr>
+      </w:pPr>
+    </w:p>
+    <w:p>
+      <w:pPr>
+        <w:jc w:val="right"/>
+        <w:rPr>
+          <w:sz w:val="28"/>
+          <w:szCs w:val="28"/>
+        </w:rPr>
+      </w:pPr>
+    </w:p>
+    <w:p>
+      <w:pPr>
+        <w:jc w:val="right"/>
+        <w:rPr>
+          <w:sz w:val="28"/>
+          <w:szCs w:val="28"/>
+        </w:rPr>
+      </w:pPr>
+    </w:p>
+    <w:p>
+      <w:pPr>
+        <w:jc w:val="right"/>
+        <w:rPr>
+          <w:sz w:val="28"/>
+          <w:szCs w:val="28"/>
+        </w:rPr>
+      </w:pPr>
+    </w:p>
+    <w:p>
+      <w:pPr>
+        <w:jc w:val="right"/>
+        <w:rPr>
+          <w:sz w:val="28"/>
+          <w:szCs w:val="28"/>
+        </w:rPr>
+      </w:pPr>
+    </w:p>
+    <w:p>
+      <w:pPr>
+        <w:pStyle w:val="backcovercopy"/>
+      </w:pPr>
+    </w:p>
+    <w:p>
+      <w:pPr>
+        <w:pStyle w:val="backcovercopy"/>
+      </w:pPr>
+    </w:p>
+    <w:p>
+      <w:pPr>
+        <w:pStyle w:val="backcovercopy"/>
+      </w:pPr>
+    </w:p>
+    <w:p>
+      <w:pPr>
+        <w:pStyle w:val="backcovercopy"/>
+      </w:pPr>
+    </w:p>
+    <w:p>
+      <w:pPr>
+        <w:pStyle w:val="backcovercopy"/>
+      </w:pPr>
+    </w:p>
+    <w:p>
+      <w:pPr>
+        <w:pStyle w:val="backcovercopy"/>
+      </w:pPr>
+    </w:p>
+    <w:p>
+      <w:pPr>
+        <w:pStyle w:val="backcovercopy"/>
+      </w:pPr>
+    </w:p>
+    <w:p>
+      <w:pPr>
+        <w:pStyle w:val="backcovercopy"/>
+      </w:pPr>
+    </w:p>
+    <w:p>
+      <w:pPr>
+        <w:pStyle w:val="backcovercopy"/>
+      </w:pPr>
+    </w:p>
+    <w:p>
+      <w:pPr>
+        <w:pStyle w:val="backcovercopy"/>
+      </w:pPr>
+    </w:p>
+    <w:p>
+      <w:pPr>
+        <w:pStyle w:val="backcovercopy"/>
+      </w:pPr>
+    </w:p>
+    <w:p>
+      <w:pPr>
+        <w:pStyle w:val="backcovercopy"/>
+      </w:pPr>
+    </w:p>
+    <w:p>
+      <w:pPr>
+        <w:pStyle w:val="backcovercopy"/>
+      </w:pPr>
+    </w:p>
+    <w:p>
+      <w:pPr>
+        <w:pStyle w:val="backcovercopy"/>
+      </w:pPr>
+    </w:p>
+    <w:p>
+      <w:pPr>
+        <w:pStyle w:val="backcovercopy"/>
+      </w:pPr>
+      <w:r>
+        <w:t xml:space="preserve"> </w:t>
+      </w:r>
+    </w:p>
+    <w:p>
+      <w:pPr>
+        <w:pStyle w:val="TOCHeading"/>
+        <w:rPr>
+          <w:sz w:val="48"/>
+          <w:szCs w:val="48"/>
+        </w:rPr>
+      </w:pPr>
+      <w:r>
+        <w:rPr>
+          <w:sz w:val="48"/>
+          <w:szCs w:val="48"/>
+        </w:rPr>
+        <w:t xml:space="preserve"> </w:t>
+      </w:r>
+    </w:p>
+    <w:p>
+      <w:pPr>
+        <w:pStyle w:val="TOCHeading"/>
+        <w:rPr>
+          <w:sz w:val="52"/>
+          <w:szCs w:val="52"/>
+        </w:rPr>
+      </w:pPr>
+      <w:r>
+        <w:rPr>
+          <w:sz w:val="52"/>
+          <w:szCs w:val="52"/>
+        </w:rPr>
+        <w:t>Panorama Stitching Using SIFT and ORB Feature Matching with Unsupervised Machine Learning Comparison</w:t>
+      </w:r>
+    </w:p>
+    <w:p>
+      <w:pPr>
+        <w:pStyle w:val="TOCHeading"/>
+        <w:rPr>
+          <w:sz w:val="50"/>
+          <w:szCs w:val="50"/>
+        </w:rPr>
+      </w:pPr>
+      <w:r>
+        <w:rPr>
+          <w:sz w:val="50"/>
+          <w:szCs w:val="50"/>
+        </w:rPr>
+        <w:t>(Project Report for Computer Vision A)</w:t>
+      </w:r>
+    </w:p>
+    <w:p>
+      <w:pPr>
+        <w:pStyle w:val="TOCHeading"/>
+        <w:rPr>
+          <w:sz w:val="48"/>
+          <w:szCs w:val="48"/>
+        </w:rPr>
+      </w:pPr>
+      <w:r>
+        <w:rPr>
+          <w:sz w:val="48"/>
+          <w:szCs w:val="48"/>
+        </w:rPr>
+        <w:t xml:space="preserve">BY </w:t>
+      </w:r>
+    </w:p>
+    <w:p>
+      <w:pPr>
+        <w:pStyle w:val="TOCHeading"/>
+        <w:rPr>
+          <w:sz w:val="48"/>
+          <w:szCs w:val="48"/>
+        </w:rPr>
+      </w:pPr>
+      <w:r>
+        <w:rPr>
+          <w:sz w:val="48"/>
+          <w:szCs w:val="48"/>
+        </w:rPr>
+        <w:t>THU TA ZAW</w:t>
+      </w:r>
+    </w:p>
+    <w:p/>
+    <w:p/>
+    <w:p/>
+    <w:p>
+      <w:r>
+        <w:tab/>
+      </w:r>
+      <w:r>
+        <w:tab/>
+      </w:r>
+    </w:p>
+    <w:p/>
+    <w:p>
+      <w:pPr>
+        <w:rPr>
+          <w:rFonts w:ascii="Arial" w:hAnsi="Arial" w:cs="Arial"/>
+          <w:b/>
+          <w:bCs/>
+          <w:color w:val="323E4F" w:themeColor="text2" w:themeShade="BF"/>
+          <w:sz w:val="52"/>
+          <w:szCs w:val="52"/>
+        </w:rPr>
+      </w:pPr>
+    </w:p>
+    <w:p>
+      <w:pPr>
+        <w:pStyle w:val="Heading2"/>
+      </w:pPr>
+      <w:bookmarkStart w:id="0" w:name="_Toc174226930"/>
+      <w:r>
+        <w:lastRenderedPageBreak/>
+        <w:t>1.INTRODUCTION</w:t>
+      </w:r>
+      <w:bookmarkEnd w:id="0"/>
+    </w:p>
+    <w:p>
+      <w:pPr>
+        <w:pStyle w:val="BodyText"/>
+        <w:rPr>
+          <w:lang w:eastAsia="x-none"/>
+        </w:rPr>
+      </w:pPr>
+    </w:p>
+    <w:p>
+      <w:pPr>
+        <w:ind w:firstLine="720"/>
+      </w:pPr>
+      <w:r>
+        <w:t xml:space="preserve">Overlapping multiple images to combine into a single seamless one by detecting salient visual features, matching them between different images, estimating geometric transformations, and finally warping multiple images into a common coordinate frame is called image stitching. This can be used in various computer vision applications such as smartphones photography, autonomous driving, and robotics. In this project, image stitching method is used to create complete panorama pictures based on both SIFT (Scale-Invariant Feature Transform) and ORB (Oriented FAST and Rotated BRIEF) feature detectors and descriptors. </w:t>
+      </w:r>
+    </w:p>
+    <w:p>
+      <w:pPr>
+        <w:ind w:firstLine="720"/>
+      </w:pPr>
+    </w:p>
+    <w:p>
+      <w:pPr>
+        <w:pStyle w:val="Heading2"/>
+      </w:pPr>
+      <w:bookmarkStart w:id="1" w:name="_Toc174226937"/>
+      <w:r>
+        <w:t>2.</w:t>
+      </w:r>
+      <w:r>
+        <w:t>OBJECTIVES</w:t>
+      </w:r>
+      <w:bookmarkEnd w:id="1"/>
+    </w:p>
+    <w:p>
+      <w:pPr>
+        <w:pStyle w:val="BodyText"/>
+        <w:rPr>
+          <w:lang w:eastAsia="x-none"/>
+        </w:rPr>
+      </w:pPr>
+    </w:p>
+    <w:p>
+      <w:r>
+        <w:t>The primary objectives of this project are:</w:t>
+      </w:r>
+    </w:p>
+    <w:p>
+      <w:pPr>
+        <w:pStyle w:val="ListParagraph"/>
+        <w:numPr>
+          <w:ilvl w:val="0"/>
+          <w:numId w:val="26"/>
+        </w:numPr>
+      </w:pPr>
+      <w:r>
+        <w:t>To implement the complete panoramas picture using the SIFT and ORB feature detectors and descriptors.</w:t>
+      </w:r>
+    </w:p>
+    <w:p>
+      <w:pPr>
+        <w:pStyle w:val="ListParagraph"/>
+        <w:numPr>
+          <w:ilvl w:val="0"/>
+          <w:numId w:val="26"/>
+        </w:numPr>
+      </w:pPr>
+      <w:r>
+        <w:t>To compare the performance of SIFT and ORB by using the unsupervised machine learning (K-means clustering).</w:t>
+      </w:r>
+    </w:p>
+    <w:p>
+      <w:pPr>
+        <w:pStyle w:val="ListParagraph"/>
+        <w:numPr>
+          <w:ilvl w:val="0"/>
+          <w:numId w:val="26"/>
+        </w:numPr>
+      </w:pPr>
+      <w:r>
+        <w:t>To analyze the robustness, accuracy, and limitations of SIFT and ORB in real image stitching.</w:t>
+      </w:r>
+    </w:p>
+    <w:p>
+      <w:pPr>
+        <w:pStyle w:val="ListParagraph"/>
+      </w:pPr>
+    </w:p>
+    <w:p>
+      <w:pPr>
+        <w:pStyle w:val="Heading2"/>
+      </w:pPr>
+      <w:bookmarkStart w:id="2" w:name="_Toc174226938"/>
+      <w:r>
+        <w:t>3.</w:t>
+      </w:r>
+      <w:r>
+        <w:t>METHODOLOGY</w:t>
+      </w:r>
+      <w:bookmarkEnd w:id="2"/>
+    </w:p>
+    <w:p>
+      <w:pPr>
+        <w:pStyle w:val="BodyText"/>
+        <w:rPr>
+          <w:lang w:eastAsia="x-none"/>
+        </w:rPr>
+      </w:pPr>
+    </w:p>
+    <w:p>
+      <w:pPr>
+        <w:ind w:firstLine="720"/>
+      </w:pPr>
+      <w:r>
+        <w:t xml:space="preserve">The project is written in python programming language. The OpenCV library is used for </w:t>
+      </w:r>
+      <w:proofErr w:type="gramStart"/>
+      <w:r>
+        <w:t>the image</w:t>
+      </w:r>
+      <w:proofErr w:type="gramEnd"/>
+      <w:r>
+        <w:t xml:space="preserve"> processing. The process starts with choosing </w:t>
+      </w:r>
+      <w:proofErr w:type="gramStart"/>
+      <w:r>
+        <w:t>the images</w:t>
+      </w:r>
+      <w:proofErr w:type="gramEnd"/>
+      <w:r>
+        <w:t xml:space="preserve"> with identical features and strong overlapping regions. Both SIFT and ORB approach follow the same processing steps: convert images to grayscale, detect key points, compute descriptors, perform descriptor matching using </w:t>
+      </w:r>
+      <w:proofErr w:type="spellStart"/>
+      <w:r>
+        <w:t>kNN</w:t>
+      </w:r>
+      <w:proofErr w:type="spellEnd"/>
+      <w:r>
+        <w:t xml:space="preserve"> + Lowe’s ratio test, compute </w:t>
+      </w:r>
+      <w:proofErr w:type="spellStart"/>
+      <w:r>
+        <w:t>homography</w:t>
+      </w:r>
+      <w:proofErr w:type="spellEnd"/>
+      <w:r>
+        <w:t xml:space="preserve"> using RANSAC, Warp image 2 into the coordinate frame of image 1 compose the final panorama.</w:t>
+      </w:r>
+    </w:p>
+    <w:p>
+      <w:pPr>
+        <w:pStyle w:val="BodyText"/>
+        <w:ind w:firstLine="720"/>
+        <w:jc w:val="center"/>
+        <w:rPr>
+          <w:lang w:eastAsia="x-none"/>
+        </w:rPr>
+      </w:pPr>
+      <w:r>
+        <w:rPr>
+          <w:noProof/>
+          <w:lang w:eastAsia="x-none"/>
+        </w:rPr>
+        <w:lastRenderedPageBreak/>
+        <w:drawing>
+          <wp:inline distT="0" distB="0" distL="0" distR="0" wp14:anchorId="3D20C7D7" wp14:editId="5E21A682">
+            <wp:extent cx="3705308" cy="2007851"/>
+            <wp:effectExtent l="0" t="0" r="0" b="0"/>
+            <wp:docPr id="2015321903" name="Picture 6" descr="A collage of trains on tracks&#10;&#10;AI-generated content may be incorrect."/>
+            <wp:cNvGraphicFramePr>
+              <a:graphicFrameLocks xmlns:a="http://schemas.openxmlformats.org/drawingml/2006/main" noChangeAspect="1"/>
+            </wp:cNvGraphicFramePr>
+            <a:graphic xmlns:a="http://schemas.openxmlformats.org/drawingml/2006/main">
+              <a:graphicData uri="http://schemas.openxmlformats.org/drawingml/2006/picture">
+                <pic:pic xmlns:pic="http://schemas.openxmlformats.org/drawingml/2006/picture">
+                  <pic:nvPicPr>
+                    <pic:cNvPr id="2015321903" name="Picture 6" descr="A collage of trains on tracks&#10;&#10;AI-generated content may be incorrect."/>
+                    <pic:cNvPicPr>
+                      <a:picLocks noChangeAspect="1" noChangeArrowheads="1"/>
+                    </pic:cNvPicPr>
+                  </pic:nvPicPr>
+                  <pic:blipFill>
+                    <a:blip r:embed="rId7" cstate="print">
+                      <a:extLst>
+                        <a:ext uri="{28A0092B-C50C-407E-A947-70E740481C1C}">
+                          <a14:useLocalDpi xmlns:a14="http://schemas.microsoft.com/office/drawing/2010/main" val="0"/>
+                        </a:ext>
+                      </a:extLst>
+                    </a:blip>
+                    <a:srcRect/>
+                    <a:stretch>
+                      <a:fillRect/>
+                    </a:stretch>
+                  </pic:blipFill>
+                  <pic:spPr bwMode="auto">
+                    <a:xfrm>
+                      <a:off x="0" y="0"/>
+                      <a:ext cx="3714700" cy="2012941"/>
+                    </a:xfrm>
+                    <a:prstGeom prst="rect">
+                      <a:avLst/>
+                    </a:prstGeom>
+                    <a:noFill/>
+                    <a:ln>
+                      <a:noFill/>
+                    </a:ln>
+                  </pic:spPr>
+                </pic:pic>
+              </a:graphicData>
+            </a:graphic>
+          </wp:inline>
+        </w:drawing>
+      </w:r>
+    </w:p>
+    <w:p>
+      <w:pPr>
+        <w:pStyle w:val="BodyText"/>
+        <w:ind w:firstLine="720"/>
+        <w:jc w:val="center"/>
+        <w:rPr>
+          <w:lang w:eastAsia="x-none"/>
+        </w:rPr>
+      </w:pPr>
+      <w:r>
+        <w:rPr>
+          <w:lang w:eastAsia="x-none"/>
+        </w:rPr>
+        <w:t>Fig.1 Original images</w:t>
+      </w:r>
+    </w:p>
+    <w:p>
+      <w:pPr>
+        <w:pStyle w:val="BodyText"/>
+        <w:ind w:firstLine="720"/>
+        <w:jc w:val="center"/>
+        <w:rPr>
+          <w:lang w:eastAsia="x-none"/>
+        </w:rPr>
+      </w:pPr>
+    </w:p>
+    <w:p>
+      <w:pPr>
+        <w:pStyle w:val="BodyText"/>
+        <w:ind w:firstLine="720"/>
+        <w:jc w:val="center"/>
+        <w:rPr>
+          <w:lang w:eastAsia="x-none"/>
+        </w:rPr>
+      </w:pPr>
+    </w:p>
+    <w:p>
+      <w:pPr>
+        <w:pStyle w:val="Heading3"/>
+        <w:numPr>
+          <w:ilvl w:val="1"/>
+          <w:numId w:val="35"/>
+        </w:numPr>
+        <w:ind w:left="1440" w:hanging="360"/>
+      </w:pPr>
+      <w:r>
+        <w:t>SIFT-Based Stitching</w:t>
+      </w:r>
+    </w:p>
+    <w:p>
+      <w:pPr>
+        <w:pStyle w:val="BodyText"/>
+      </w:pPr>
+      <w:r>
+        <w:tab/>
+      </w:r>
+    </w:p>
+    <w:p>
+      <w:pPr>
+        <w:ind w:firstLine="720"/>
+        <w:rPr>
+          <w:rStyle w:val="PageNumber"/>
+          <w:rFonts w:asciiTheme="minorHAnsi" w:hAnsiTheme="minorHAnsi" w:cstheme="minorHAnsi"/>
+          <w:b w:val="0"/>
+          <w:bCs/>
+          <w:sz w:val="24"/>
+        </w:rPr>
+      </w:pPr>
+      <w:r>
+        <w:rPr>
+          <w:rStyle w:val="PageNumber"/>
+          <w:rFonts w:asciiTheme="minorHAnsi" w:hAnsiTheme="minorHAnsi" w:cstheme="minorHAnsi"/>
+          <w:b w:val="0"/>
+          <w:bCs/>
+          <w:sz w:val="24"/>
+        </w:rPr>
+        <w:t xml:space="preserve">The SIFT is implemented based on the classical pipeline introduced by David Lowe and the goal is to extract scale-invariant and rotation-invariant features that provide stable correspondences between the two overlapping images. This begins by detecting the key points using the OpenCV SIFT library and extracting their corresponding 128-dimensional gradient descriptors. FLANN KD-tree matcher is used to perform the descriptor and Lowe’s ratio test is used to remove ambiguous matches. The RANSAC method is used to estimate a </w:t>
+      </w:r>
+      <w:proofErr w:type="spellStart"/>
+      <w:r>
+        <w:rPr>
+          <w:rStyle w:val="PageNumber"/>
+          <w:rFonts w:asciiTheme="minorHAnsi" w:hAnsiTheme="minorHAnsi" w:cstheme="minorHAnsi"/>
+          <w:b w:val="0"/>
+          <w:bCs/>
+          <w:sz w:val="24"/>
+        </w:rPr>
+        <w:t>homography</w:t>
+      </w:r>
+      <w:proofErr w:type="spellEnd"/>
+      <w:r>
+        <w:rPr>
+          <w:rStyle w:val="PageNumber"/>
+          <w:rFonts w:asciiTheme="minorHAnsi" w:hAnsiTheme="minorHAnsi" w:cstheme="minorHAnsi"/>
+          <w:b w:val="0"/>
+          <w:bCs/>
+          <w:sz w:val="24"/>
+        </w:rPr>
+        <w:t xml:space="preserve"> from the remaining matches, and the second image to be warped into the coordinate frame of the first. </w:t>
+      </w:r>
+    </w:p>
+    <w:p>
+      <w:pPr>
+        <w:jc w:val="center"/>
+        <w:rPr>
+          <w:rFonts w:ascii="FS Me Pro" w:hAnsi="FS Me Pro"/>
+          <w:bCs/>
+          <w:color w:val="000000"/>
+          <w:sz w:val="22"/>
+        </w:rPr>
+      </w:pPr>
+      <w:r>
+        <w:rPr>
+          <w:rFonts w:ascii="FS Me Pro" w:hAnsi="FS Me Pro"/>
+          <w:bCs/>
+          <w:noProof/>
+          <w:color w:val="000000"/>
+          <w:sz w:val="22"/>
+        </w:rPr>
+        <w:drawing>
+          <wp:inline distT="0" distB="0" distL="0" distR="0" wp14:anchorId="52A9E505" wp14:editId="49D9F827">
+            <wp:extent cx="4715123" cy="2555055"/>
+            <wp:effectExtent l="0" t="0" r="0" b="0"/>
+            <wp:docPr id="1256095527" name="Picture 7" descr="A collage of images of a city&#10;&#10;AI-generated content may be incorrect."/>
+            <wp:cNvGraphicFramePr>
+              <a:graphicFrameLocks xmlns:a="http://schemas.openxmlformats.org/drawingml/2006/main" noChangeAspect="1"/>
+            </wp:cNvGraphicFramePr>
+            <a:graphic xmlns:a="http://schemas.openxmlformats.org/drawingml/2006/main">
+              <a:graphicData uri="http://schemas.openxmlformats.org/drawingml/2006/picture">
+                <pic:pic xmlns:pic="http://schemas.openxmlformats.org/drawingml/2006/picture">
+                  <pic:nvPicPr>
+                    <pic:cNvPr id="1256095527" name="Picture 7" descr="A collage of images of a city&#10;&#10;AI-generated content may be incorrect."/>
+                    <pic:cNvPicPr>
+                      <a:picLocks noChangeAspect="1" noChangeArrowheads="1"/>
+                    </pic:cNvPicPr>
+                  </pic:nvPicPr>
+                  <pic:blipFill>
+                    <a:blip r:embed="rId8">
+                      <a:extLst>
+                        <a:ext uri="{28A0092B-C50C-407E-A947-70E740481C1C}">
+                          <a14:useLocalDpi xmlns:a14="http://schemas.microsoft.com/office/drawing/2010/main" val="0"/>
+                        </a:ext>
+                      </a:extLst>
+                    </a:blip>
+                    <a:srcRect/>
+                    <a:stretch>
+                      <a:fillRect/>
+                    </a:stretch>
+                  </pic:blipFill>
+                  <pic:spPr bwMode="auto">
+                    <a:xfrm>
+                      <a:off x="0" y="0"/>
+                      <a:ext cx="4720856" cy="2558162"/>
+                    </a:xfrm>
+                    <a:prstGeom prst="rect">
+                      <a:avLst/>
+                    </a:prstGeom>
+                    <a:noFill/>
+                    <a:ln>
+                      <a:noFill/>
+                    </a:ln>
+                  </pic:spPr>
+                </pic:pic>
+              </a:graphicData>
+            </a:graphic>
+          </wp:inline>
+        </w:drawing>
+      </w:r>
+    </w:p>
+    <w:p>
+      <w:pPr>
+        <w:jc w:val="center"/>
+        <w:rPr>
+          <w:rFonts w:ascii="FS Me Pro" w:hAnsi="FS Me Pro"/>
+          <w:bCs/>
+          <w:color w:val="000000"/>
+          <w:sz w:val="22"/>
+        </w:rPr>
+      </w:pPr>
+      <w:r>
+        <w:rPr>
+          <w:rFonts w:ascii="FS Me Pro" w:hAnsi="FS Me Pro"/>
+          <w:bCs/>
+          <w:color w:val="000000"/>
+          <w:sz w:val="22"/>
+        </w:rPr>
+        <w:t>Fig.2 SIFT Key points from images</w:t>
+      </w:r>
+    </w:p>
+    <w:p>
+      <w:pPr>
+        <w:jc w:val="center"/>
+        <w:rPr>
+          <w:rFonts w:ascii="FS Me Pro" w:hAnsi="FS Me Pro"/>
+          <w:bCs/>
+          <w:color w:val="000000"/>
+          <w:sz w:val="22"/>
+        </w:rPr>
+      </w:pPr>
+    </w:p>
+    <w:p>
+      <w:pPr>
+        <w:jc w:val="center"/>
+        <w:rPr>
+          <w:rFonts w:ascii="FS Me Pro" w:hAnsi="FS Me Pro"/>
+          <w:bCs/>
+          <w:color w:val="000000"/>
+          <w:sz w:val="22"/>
+        </w:rPr>
+      </w:pPr>
+    </w:p>
+    <w:p>
+      <w:pPr>
+        <w:jc w:val="center"/>
+        <w:rPr>
+          <w:rFonts w:ascii="FS Me Pro" w:hAnsi="FS Me Pro"/>
+          <w:bCs/>
+          <w:color w:val="000000"/>
+          <w:sz w:val="22"/>
+        </w:rPr>
+      </w:pPr>
+    </w:p>
+    <w:p>
+      <w:pPr>
+        <w:jc w:val="center"/>
+        <w:rPr>
+          <w:rFonts w:ascii="FS Me Pro" w:hAnsi="FS Me Pro"/>
+          <w:bCs/>
+          <w:color w:val="000000"/>
+          <w:sz w:val="22"/>
+        </w:rPr>
+      </w:pPr>
+      <w:r>
+        <w:rPr>
+          <w:rFonts w:ascii="FS Me Pro" w:hAnsi="FS Me Pro"/>
+          <w:bCs/>
+          <w:noProof/>
+          <w:color w:val="000000"/>
+          <w:sz w:val="22"/>
+        </w:rPr>
+        <w:lastRenderedPageBreak/>
+        <w:drawing>
+          <wp:inline distT="0" distB="0" distL="0" distR="0" wp14:anchorId="26AF44C5" wp14:editId="4A11DF96">
+            <wp:extent cx="4317559" cy="1900463"/>
+            <wp:effectExtent l="0" t="0" r="6985" b="5080"/>
+            <wp:docPr id="1287050904" name="Picture 9" descr="A train on a train track&#10;&#10;AI-generated content may be incorrect."/>
+            <wp:cNvGraphicFramePr>
+              <a:graphicFrameLocks xmlns:a="http://schemas.openxmlformats.org/drawingml/2006/main" noChangeAspect="1"/>
+            </wp:cNvGraphicFramePr>
+            <a:graphic xmlns:a="http://schemas.openxmlformats.org/drawingml/2006/main">
+              <a:graphicData uri="http://schemas.openxmlformats.org/drawingml/2006/picture">
+                <pic:pic xmlns:pic="http://schemas.openxmlformats.org/drawingml/2006/picture">
+                  <pic:nvPicPr>
+                    <pic:cNvPr id="1287050904" name="Picture 9" descr="A train on a train track&#10;&#10;AI-generated content may be incorrect."/>
+                    <pic:cNvPicPr>
+                      <a:picLocks noChangeAspect="1" noChangeArrowheads="1"/>
+                    </pic:cNvPicPr>
+                  </pic:nvPicPr>
+                  <pic:blipFill>
+                    <a:blip r:embed="rId9">
+                      <a:extLst>
+                        <a:ext uri="{28A0092B-C50C-407E-A947-70E740481C1C}">
+                          <a14:useLocalDpi xmlns:a14="http://schemas.microsoft.com/office/drawing/2010/main" val="0"/>
+                        </a:ext>
+                      </a:extLst>
+                    </a:blip>
+                    <a:srcRect/>
+                    <a:stretch>
+                      <a:fillRect/>
+                    </a:stretch>
+                  </pic:blipFill>
+                  <pic:spPr bwMode="auto">
+                    <a:xfrm>
+                      <a:off x="0" y="0"/>
+                      <a:ext cx="4366422" cy="1921971"/>
+                    </a:xfrm>
+                    <a:prstGeom prst="rect">
+                      <a:avLst/>
+                    </a:prstGeom>
+                    <a:noFill/>
+                    <a:ln>
+                      <a:noFill/>
+                    </a:ln>
+                  </pic:spPr>
+                </pic:pic>
+              </a:graphicData>
+            </a:graphic>
+          </wp:inline>
+        </w:drawing>
+      </w:r>
+    </w:p>
+    <w:p>
+      <w:pPr>
+        <w:jc w:val="center"/>
+        <w:rPr>
+          <w:rFonts w:ascii="FS Me Pro" w:hAnsi="FS Me Pro"/>
+          <w:bCs/>
+          <w:color w:val="000000"/>
+          <w:sz w:val="22"/>
+        </w:rPr>
+      </w:pPr>
+      <w:r>
+        <w:rPr>
+          <w:rFonts w:ascii="FS Me Pro" w:hAnsi="FS Me Pro"/>
+          <w:bCs/>
+          <w:color w:val="000000"/>
+          <w:sz w:val="22"/>
+        </w:rPr>
+        <w:t>Fig.3 SIFT Key points matching</w:t>
+      </w:r>
+    </w:p>
+    <w:p>
+      <w:pPr>
+        <w:jc w:val="center"/>
+        <w:rPr>
+          <w:rFonts w:ascii="FS Me Pro" w:hAnsi="FS Me Pro"/>
+          <w:bCs/>
+          <w:color w:val="000000"/>
+          <w:sz w:val="22"/>
+        </w:rPr>
+      </w:pPr>
+      <w:r>
+        <w:rPr>
+          <w:rFonts w:ascii="FS Me Pro" w:hAnsi="FS Me Pro"/>
+          <w:bCs/>
+          <w:noProof/>
+          <w:color w:val="000000"/>
+          <w:sz w:val="22"/>
+        </w:rPr>
+        <w:drawing>
+          <wp:inline distT="0" distB="0" distL="0" distR="0" wp14:anchorId="432F1CAE" wp14:editId="2ABB5B27">
+            <wp:extent cx="4380865" cy="2067462"/>
+            <wp:effectExtent l="0" t="0" r="635" b="9525"/>
+            <wp:docPr id="761324805" name="Picture 8" descr="A train on the tracks&#10;&#10;AI-generated content may be incorrect."/>
+            <wp:cNvGraphicFramePr>
+              <a:graphicFrameLocks xmlns:a="http://schemas.openxmlformats.org/drawingml/2006/main" noChangeAspect="1"/>
+            </wp:cNvGraphicFramePr>
+            <a:graphic xmlns:a="http://schemas.openxmlformats.org/drawingml/2006/main">
+              <a:graphicData uri="http://schemas.openxmlformats.org/drawingml/2006/picture">
+                <pic:pic xmlns:pic="http://schemas.openxmlformats.org/drawingml/2006/picture">
+                  <pic:nvPicPr>
+                    <pic:cNvPr id="761324805" name="Picture 8" descr="A train on the tracks&#10;&#10;AI-generated content may be incorrect."/>
+                    <pic:cNvPicPr>
+                      <a:picLocks noChangeAspect="1" noChangeArrowheads="1"/>
+                    </pic:cNvPicPr>
+                  </pic:nvPicPr>
+                  <pic:blipFill rotWithShape="1">
+                    <a:blip r:embed="rId10">
+                      <a:extLst>
+                        <a:ext uri="{28A0092B-C50C-407E-A947-70E740481C1C}">
+                          <a14:useLocalDpi xmlns:a14="http://schemas.microsoft.com/office/drawing/2010/main" val="0"/>
+                        </a:ext>
+                      </a:extLst>
+                    </a:blip>
+                    <a:srcRect t="6810" r="13081"/>
+                    <a:stretch>
+                      <a:fillRect/>
+                    </a:stretch>
+                  </pic:blipFill>
+                  <pic:spPr bwMode="auto">
+                    <a:xfrm>
+                      <a:off x="0" y="0"/>
+                      <a:ext cx="4413657" cy="2082938"/>
+                    </a:xfrm>
+                    <a:prstGeom prst="rect">
+                      <a:avLst/>
+                    </a:prstGeom>
+                    <a:noFill/>
+                    <a:ln>
+                      <a:noFill/>
+                    </a:ln>
+                    <a:extLst>
+                      <a:ext uri="{53640926-AAD7-44D8-BBD7-CCE9431645EC}">
+                        <a14:shadowObscured xmlns:a14="http://schemas.microsoft.com/office/drawing/2010/main"/>
+                      </a:ext>
+                    </a:extLst>
+                  </pic:spPr>
+                </pic:pic>
+              </a:graphicData>
+            </a:graphic>
+          </wp:inline>
+        </w:drawing>
+      </w:r>
+    </w:p>
+    <w:p>
+      <w:pPr>
+        <w:jc w:val="center"/>
+        <w:rPr>
+          <w:rFonts w:ascii="FS Me Pro" w:hAnsi="FS Me Pro"/>
+          <w:bCs/>
+          <w:color w:val="000000"/>
+          <w:sz w:val="22"/>
+        </w:rPr>
+      </w:pPr>
+      <w:r>
+        <w:rPr>
+          <w:rFonts w:ascii="FS Me Pro" w:hAnsi="FS Me Pro"/>
+          <w:bCs/>
+          <w:color w:val="000000"/>
+          <w:sz w:val="22"/>
+        </w:rPr>
+        <w:t xml:space="preserve">Fig.4 Final Panorama image from SIFT and </w:t>
+      </w:r>
+      <w:proofErr w:type="spellStart"/>
+      <w:r>
+        <w:rPr>
+          <w:rFonts w:ascii="FS Me Pro" w:hAnsi="FS Me Pro"/>
+          <w:bCs/>
+          <w:color w:val="000000"/>
+          <w:sz w:val="22"/>
+        </w:rPr>
+        <w:t>Homography</w:t>
+      </w:r>
+      <w:proofErr w:type="spellEnd"/>
+    </w:p>
+    <w:p>
+      <w:pPr>
+        <w:jc w:val="center"/>
+        <w:rPr>
+          <w:rFonts w:ascii="FS Me Pro" w:hAnsi="FS Me Pro"/>
+          <w:bCs/>
+          <w:color w:val="000000"/>
+          <w:sz w:val="22"/>
+        </w:rPr>
+      </w:pPr>
+    </w:p>
+    <w:p>
+      <w:pPr>
+        <w:pStyle w:val="Heading3"/>
+      </w:pPr>
+      <w:bookmarkStart w:id="3" w:name="_Toc174226940"/>
+      <w:r>
+        <w:t>3</w:t>
+      </w:r>
+      <w:r>
+        <w:t>.</w:t>
+      </w:r>
+      <w:r>
+        <w:t>2</w:t>
+      </w:r>
+      <w:r>
+        <w:t xml:space="preserve"> </w:t>
+      </w:r>
+      <w:bookmarkEnd w:id="3"/>
+      <w:r>
+        <w:t>ORB-Based Stitching</w:t>
+      </w:r>
+    </w:p>
+    <w:p>
+      <w:pPr>
+        <w:pStyle w:val="BodyText"/>
+      </w:pPr>
+      <w:r>
+        <w:tab/>
+      </w:r>
+    </w:p>
+    <w:p>
+      <w:pPr>
+        <w:ind w:firstLine="720"/>
+      </w:pPr>
+      <w:r>
+        <w:rPr>
+          <w:rStyle w:val="PageNumber"/>
+          <w:rFonts w:asciiTheme="minorHAnsi" w:hAnsiTheme="minorHAnsi" w:cstheme="minorHAnsi"/>
+          <w:b w:val="0"/>
+          <w:bCs/>
+          <w:sz w:val="24"/>
+        </w:rPr>
+        <w:t>The ORB method is implemented by using OpenCV ORB library and computes 32-byte binary BRIEF descriptors.</w:t>
+      </w:r>
+      <w:r>
+        <w:rPr>
+          <w:rStyle w:val="PageNumber"/>
+          <w:rFonts w:asciiTheme="minorHAnsi" w:hAnsiTheme="minorHAnsi" w:cstheme="minorHAnsi"/>
+          <w:b w:val="0"/>
+          <w:bCs/>
+          <w:sz w:val="24"/>
+        </w:rPr>
+        <w:t xml:space="preserve"> These descriptors are matched using a brute-force Hamming-distance matcher, with a ratio test applied to refine correspondences. The same RANSAC method is used to compute the </w:t>
+      </w:r>
+      <w:proofErr w:type="spellStart"/>
+      <w:r>
+        <w:rPr>
+          <w:rStyle w:val="PageNumber"/>
+          <w:rFonts w:asciiTheme="minorHAnsi" w:hAnsiTheme="minorHAnsi" w:cstheme="minorHAnsi"/>
+          <w:b w:val="0"/>
+          <w:bCs/>
+          <w:sz w:val="24"/>
+        </w:rPr>
+        <w:t>homography</w:t>
+      </w:r>
+      <w:proofErr w:type="spellEnd"/>
+      <w:r>
+        <w:rPr>
+          <w:rStyle w:val="PageNumber"/>
+          <w:rFonts w:asciiTheme="minorHAnsi" w:hAnsiTheme="minorHAnsi" w:cstheme="minorHAnsi"/>
+          <w:b w:val="0"/>
+          <w:bCs/>
+          <w:sz w:val="24"/>
+        </w:rPr>
+        <w:t xml:space="preserve"> from the filtered matches, followed by warping and stitching to generate the panorama. </w:t>
+      </w:r>
+      <w:r>
+        <w:t>Metrics computed for ML Comparison</w:t>
+      </w:r>
+    </w:p>
+    <w:p>
+      <w:pPr>
+        <w:jc w:val="center"/>
+        <w:rPr>
+          <w:noProof/>
+        </w:rPr>
+      </w:pPr>
+      <w:r>
+        <w:rPr>
+          <w:rStyle w:val="PageNumber"/>
+          <w:rFonts w:asciiTheme="minorHAnsi" w:hAnsiTheme="minorHAnsi" w:cstheme="minorHAnsi"/>
+          <w:b w:val="0"/>
+          <w:bCs/>
+          <w:noProof/>
+          <w:sz w:val="24"/>
+        </w:rPr>
+        <w:lastRenderedPageBreak/>
+        <w:drawing>
+          <wp:inline distT="0" distB="0" distL="0" distR="0" wp14:anchorId="29EA6654" wp14:editId="20647405">
+            <wp:extent cx="4742953" cy="2570136"/>
+            <wp:effectExtent l="0" t="0" r="635" b="1905"/>
+            <wp:docPr id="1786000064" name="Picture 10" descr="A collage of images of multiple colors&#10;&#10;AI-generated content may be incorrect."/>
+            <wp:cNvGraphicFramePr>
+              <a:graphicFrameLocks xmlns:a="http://schemas.openxmlformats.org/drawingml/2006/main" noChangeAspect="1"/>
+            </wp:cNvGraphicFramePr>
+            <a:graphic xmlns:a="http://schemas.openxmlformats.org/drawingml/2006/main">
+              <a:graphicData uri="http://schemas.openxmlformats.org/drawingml/2006/picture">
+                <pic:pic xmlns:pic="http://schemas.openxmlformats.org/drawingml/2006/picture">
+                  <pic:nvPicPr>
+                    <pic:cNvPr id="1786000064" name="Picture 10" descr="A collage of images of multiple colors&#10;&#10;AI-generated content may be incorrect."/>
+                    <pic:cNvPicPr>
+                      <a:picLocks noChangeAspect="1" noChangeArrowheads="1"/>
+                    </pic:cNvPicPr>
+                  </pic:nvPicPr>
+                  <pic:blipFill>
+                    <a:blip r:embed="rId11">
+                      <a:extLst>
+                        <a:ext uri="{28A0092B-C50C-407E-A947-70E740481C1C}">
+                          <a14:useLocalDpi xmlns:a14="http://schemas.microsoft.com/office/drawing/2010/main" val="0"/>
+                        </a:ext>
+                      </a:extLst>
+                    </a:blip>
+                    <a:srcRect/>
+                    <a:stretch>
+                      <a:fillRect/>
+                    </a:stretch>
+                  </pic:blipFill>
+                  <pic:spPr bwMode="auto">
+                    <a:xfrm>
+                      <a:off x="0" y="0"/>
+                      <a:ext cx="4746057" cy="2571818"/>
+                    </a:xfrm>
+                    <a:prstGeom prst="rect">
+                      <a:avLst/>
+                    </a:prstGeom>
+                    <a:noFill/>
+                    <a:ln>
+                      <a:noFill/>
+                    </a:ln>
+                  </pic:spPr>
+                </pic:pic>
+              </a:graphicData>
+            </a:graphic>
+          </wp:inline>
+        </w:drawing>
+      </w:r>
+    </w:p>
+    <w:p>
+      <w:pPr>
+        <w:jc w:val="center"/>
+        <w:rPr>
+          <w:noProof/>
+        </w:rPr>
+      </w:pPr>
+      <w:r>
+        <w:rPr>
+          <w:noProof/>
+        </w:rPr>
+        <w:t>Fig.5 ORB key points from images</w:t>
+      </w:r>
+    </w:p>
+    <w:p>
+      <w:pPr>
+        <w:jc w:val="center"/>
+        <w:rPr>
+          <w:noProof/>
+        </w:rPr>
+      </w:pPr>
+      <w:r>
+        <w:rPr>
+          <w:rStyle w:val="PageNumber"/>
+          <w:rFonts w:asciiTheme="minorHAnsi" w:hAnsiTheme="minorHAnsi" w:cstheme="minorHAnsi"/>
+          <w:b w:val="0"/>
+          <w:bCs/>
+          <w:noProof/>
+          <w:sz w:val="24"/>
+        </w:rPr>
+        <w:drawing>
+          <wp:inline distT="0" distB="0" distL="0" distR="0" wp14:anchorId="48C39814" wp14:editId="70A4C2F4">
+            <wp:extent cx="4683318" cy="2061460"/>
+            <wp:effectExtent l="0" t="0" r="3175" b="0"/>
+            <wp:docPr id="2064257582" name="Picture 11" descr="A train tracks with colorful lines&#10;&#10;AI-generated content may be incorrect."/>
+            <wp:cNvGraphicFramePr>
+              <a:graphicFrameLocks xmlns:a="http://schemas.openxmlformats.org/drawingml/2006/main" noChangeAspect="1"/>
+            </wp:cNvGraphicFramePr>
+            <a:graphic xmlns:a="http://schemas.openxmlformats.org/drawingml/2006/main">
+              <a:graphicData uri="http://schemas.openxmlformats.org/drawingml/2006/picture">
+                <pic:pic xmlns:pic="http://schemas.openxmlformats.org/drawingml/2006/picture">
+                  <pic:nvPicPr>
+                    <pic:cNvPr id="2064257582" name="Picture 11" descr="A train tracks with colorful lines&#10;&#10;AI-generated content may be incorrect."/>
+                    <pic:cNvPicPr>
+                      <a:picLocks noChangeAspect="1" noChangeArrowheads="1"/>
+                    </pic:cNvPicPr>
+                  </pic:nvPicPr>
+                  <pic:blipFill>
+                    <a:blip r:embed="rId12">
+                      <a:extLst>
+                        <a:ext uri="{28A0092B-C50C-407E-A947-70E740481C1C}">
+                          <a14:useLocalDpi xmlns:a14="http://schemas.microsoft.com/office/drawing/2010/main" val="0"/>
+                        </a:ext>
+                      </a:extLst>
+                    </a:blip>
+                    <a:srcRect/>
+                    <a:stretch>
+                      <a:fillRect/>
+                    </a:stretch>
+                  </pic:blipFill>
+                  <pic:spPr bwMode="auto">
+                    <a:xfrm>
+                      <a:off x="0" y="0"/>
+                      <a:ext cx="4694931" cy="2066572"/>
+                    </a:xfrm>
+                    <a:prstGeom prst="rect">
+                      <a:avLst/>
+                    </a:prstGeom>
+                    <a:noFill/>
+                    <a:ln>
+                      <a:noFill/>
+                    </a:ln>
+                  </pic:spPr>
+                </pic:pic>
+              </a:graphicData>
+            </a:graphic>
+          </wp:inline>
+        </w:drawing>
+      </w:r>
+    </w:p>
+    <w:p>
+      <w:pPr>
+        <w:jc w:val="center"/>
+        <w:rPr>
+          <w:noProof/>
+        </w:rPr>
+      </w:pPr>
+      <w:r>
+        <w:rPr>
+          <w:noProof/>
+        </w:rPr>
+        <w:t>Fig.6 ORB key points matching</w:t>
+      </w:r>
+    </w:p>
+    <w:p>
+      <w:pPr>
+        <w:jc w:val="center"/>
+        <w:rPr>
+          <w:rStyle w:val="PageNumber"/>
+          <w:rFonts w:asciiTheme="minorHAnsi" w:hAnsiTheme="minorHAnsi" w:cstheme="minorHAnsi"/>
+          <w:b w:val="0"/>
+          <w:bCs/>
+          <w:sz w:val="24"/>
+        </w:rPr>
+      </w:pPr>
+      <w:r>
+        <w:rPr>
+          <w:noProof/>
+        </w:rPr>
+        <w:drawing>
+          <wp:inline distT="0" distB="0" distL="0" distR="0" wp14:anchorId="3BF10DA7" wp14:editId="29A58222">
+            <wp:extent cx="4631635" cy="2172622"/>
+            <wp:effectExtent l="0" t="0" r="0" b="0"/>
+            <wp:docPr id="1370480587" name="Picture 12" descr="A train on the tracks&#10;&#10;AI-generated content may be incorrect."/>
+            <wp:cNvGraphicFramePr>
+              <a:graphicFrameLocks xmlns:a="http://schemas.openxmlformats.org/drawingml/2006/main" noChangeAspect="1"/>
+            </wp:cNvGraphicFramePr>
+            <a:graphic xmlns:a="http://schemas.openxmlformats.org/drawingml/2006/main">
+              <a:graphicData uri="http://schemas.openxmlformats.org/drawingml/2006/picture">
+                <pic:pic xmlns:pic="http://schemas.openxmlformats.org/drawingml/2006/picture">
+                  <pic:nvPicPr>
+                    <pic:cNvPr id="1370480587" name="Picture 12" descr="A train on the tracks&#10;&#10;AI-generated content may be incorrect."/>
+                    <pic:cNvPicPr>
+                      <a:picLocks noChangeAspect="1" noChangeArrowheads="1"/>
+                    </pic:cNvPicPr>
+                  </pic:nvPicPr>
+                  <pic:blipFill rotWithShape="1">
+                    <a:blip r:embed="rId10">
+                      <a:extLst>
+                        <a:ext uri="{28A0092B-C50C-407E-A947-70E740481C1C}">
+                          <a14:useLocalDpi xmlns:a14="http://schemas.microsoft.com/office/drawing/2010/main" val="0"/>
+                        </a:ext>
+                      </a:extLst>
+                    </a:blip>
+                    <a:srcRect t="7902" r="13579"/>
+                    <a:stretch>
+                      <a:fillRect/>
+                    </a:stretch>
+                  </pic:blipFill>
+                  <pic:spPr bwMode="auto">
+                    <a:xfrm>
+                      <a:off x="0" y="0"/>
+                      <a:ext cx="4647084" cy="2179869"/>
+                    </a:xfrm>
+                    <a:prstGeom prst="rect">
+                      <a:avLst/>
+                    </a:prstGeom>
+                    <a:noFill/>
+                    <a:ln>
+                      <a:noFill/>
+                    </a:ln>
+                    <a:extLst>
+                      <a:ext uri="{53640926-AAD7-44D8-BBD7-CCE9431645EC}">
+                        <a14:shadowObscured xmlns:a14="http://schemas.microsoft.com/office/drawing/2010/main"/>
+                      </a:ext>
+                    </a:extLst>
+                  </pic:spPr>
+                </pic:pic>
+              </a:graphicData>
+            </a:graphic>
+          </wp:inline>
+        </w:drawing>
+      </w:r>
+    </w:p>
+    <w:p>
+      <w:pPr>
+        <w:jc w:val="center"/>
+        <w:rPr>
+          <w:rFonts w:ascii="FS Me Pro" w:hAnsi="FS Me Pro"/>
+          <w:bCs/>
+          <w:color w:val="000000"/>
+          <w:sz w:val="22"/>
+        </w:rPr>
+      </w:pPr>
+      <w:r>
+        <w:rPr>
+          <w:rStyle w:val="PageNumber"/>
+          <w:rFonts w:asciiTheme="minorHAnsi" w:hAnsiTheme="minorHAnsi" w:cstheme="minorHAnsi"/>
+          <w:b w:val="0"/>
+          <w:bCs/>
+          <w:sz w:val="24"/>
+        </w:rPr>
+        <w:t xml:space="preserve">Fig.7 </w:t>
+      </w:r>
+      <w:r>
+        <w:rPr>
+          <w:rFonts w:ascii="FS Me Pro" w:hAnsi="FS Me Pro"/>
+          <w:bCs/>
+          <w:color w:val="000000"/>
+          <w:sz w:val="22"/>
+        </w:rPr>
+        <w:t xml:space="preserve">Final Panorama image from ORB and </w:t>
+      </w:r>
+      <w:proofErr w:type="spellStart"/>
+      <w:r>
+        <w:rPr>
+          <w:rFonts w:ascii="FS Me Pro" w:hAnsi="FS Me Pro"/>
+          <w:bCs/>
+          <w:color w:val="000000"/>
+          <w:sz w:val="22"/>
+        </w:rPr>
+        <w:t>Homography</w:t>
+      </w:r>
+      <w:proofErr w:type="spellEnd"/>
+    </w:p>
+    <w:p>
+      <w:pPr>
+        <w:jc w:val="center"/>
+        <w:rPr>
+          <w:rStyle w:val="PageNumber"/>
+          <w:rFonts w:asciiTheme="minorHAnsi" w:hAnsiTheme="minorHAnsi" w:cstheme="minorHAnsi"/>
+          <w:b w:val="0"/>
+          <w:bCs/>
+          <w:sz w:val="24"/>
+        </w:rPr>
+      </w:pPr>
+    </w:p>
+    <w:p>
+      <w:pPr>
+        <w:pStyle w:val="Heading3"/>
+      </w:pPr>
+      <w:r>
+        <w:lastRenderedPageBreak/>
+        <w:t>3.3 Unsupervised ML Evaluation</w:t>
+      </w:r>
+      <w:r>
+        <w:tab/>
+      </w:r>
+    </w:p>
+    <w:p>
+      <w:pPr>
+        <w:pStyle w:val="BodyText"/>
+        <w:ind w:left="405"/>
+      </w:pPr>
+    </w:p>
+    <w:p>
+      <w:pPr>
+        <w:ind w:firstLine="720"/>
+        <w:rPr>
+          <w:rStyle w:val="PageNumber"/>
+          <w:rFonts w:asciiTheme="minorHAnsi" w:hAnsiTheme="minorHAnsi" w:cstheme="minorHAnsi"/>
+          <w:b w:val="0"/>
+          <w:bCs/>
+          <w:sz w:val="24"/>
+        </w:rPr>
+      </w:pPr>
+      <w:r>
+        <w:rPr>
+          <w:rStyle w:val="PageNumber"/>
+          <w:rFonts w:asciiTheme="minorHAnsi" w:hAnsiTheme="minorHAnsi" w:cstheme="minorHAnsi"/>
+          <w:b w:val="0"/>
+          <w:bCs/>
+          <w:sz w:val="24"/>
+        </w:rPr>
+        <w:t>Several quantitative metrics are extracted from each method to compare the performance of SIFT and ORB methods. Those include the number of good matches, RANSAC inlier ratio, mean descriptor distance, and the mean projection error, which are then combined into feature vectors and normalized before applying K-means clustering. The cluster with high overall performance characteristics was interpreted as the better-performing method. Based on their matching and geometric alignment quality, this unsupervised learning approach provides an objective comparison between SIFT and ORB methods.</w:t>
+      </w:r>
+    </w:p>
+    <w:p>
+      <w:pPr>
+        <w:ind w:firstLine="720"/>
+        <w:rPr>
+          <w:rFonts w:asciiTheme="minorHAnsi" w:hAnsiTheme="minorHAnsi" w:cstheme="minorHAnsi"/>
+          <w:bCs/>
+          <w:color w:val="000000"/>
+        </w:rPr>
+      </w:pPr>
+    </w:p>
+    <w:p>
+      <w:pPr>
+        <w:pStyle w:val="Heading2"/>
+      </w:pPr>
+      <w:bookmarkStart w:id="4" w:name="_Toc174226944"/>
+      <w:r>
+        <w:t>4.</w:t>
+      </w:r>
+      <w:bookmarkEnd w:id="4"/>
+      <w:r>
+        <w:t>Results and Discussion</w:t>
+      </w:r>
+    </w:p>
+    <w:p>
+      <w:pPr>
+        <w:pStyle w:val="BodyText"/>
+        <w:rPr>
+          <w:lang w:eastAsia="x-none"/>
+        </w:rPr>
+      </w:pPr>
+    </w:p>
+    <w:p>
+      <w:pPr>
+        <w:ind w:firstLine="720"/>
+        <w:rPr>
+          <w:rStyle w:val="PageNumber"/>
+          <w:rFonts w:asciiTheme="minorHAnsi" w:hAnsiTheme="minorHAnsi" w:cstheme="minorHAnsi"/>
+          <w:b w:val="0"/>
+          <w:sz w:val="24"/>
+        </w:rPr>
+      </w:pPr>
+      <w:r>
+        <w:rPr>
+          <w:rStyle w:val="PageNumber"/>
+          <w:rFonts w:asciiTheme="minorHAnsi" w:hAnsiTheme="minorHAnsi" w:cstheme="minorHAnsi"/>
+          <w:b w:val="0"/>
+          <w:sz w:val="24"/>
+        </w:rPr>
+        <w:t>The SIFT</w:t>
+      </w:r>
+      <w:r>
+        <w:rPr>
+          <w:rStyle w:val="PageNumber"/>
+          <w:rFonts w:asciiTheme="minorHAnsi" w:hAnsiTheme="minorHAnsi" w:cstheme="minorHAnsi"/>
+          <w:b w:val="0"/>
+          <w:sz w:val="24"/>
+        </w:rPr>
+        <w:t xml:space="preserve"> implementation produced a high number of key points and reliable feature matches, resulting in a well-aligned and visually consistent panorama, while ORB detected fewer key points overall and generated fewer stable matches leading to a stitched output with small alignment inconsistencies near the overlapping regions. SIFT showed a higher inlier ratio and lower reprojection error, indicating more accurate geometric alignment compared to ORB.</w:t>
+      </w:r>
+    </w:p>
+    <w:p>
+      <w:pPr>
+        <w:ind w:firstLine="720"/>
+        <w:rPr>
+          <w:rStyle w:val="PageNumber"/>
+          <w:rFonts w:asciiTheme="minorHAnsi" w:hAnsiTheme="minorHAnsi" w:cstheme="minorHAnsi"/>
+          <w:b w:val="0"/>
+          <w:sz w:val="24"/>
+        </w:rPr>
+      </w:pPr>
+      <w:r>
+        <w:rPr>
+          <w:rStyle w:val="PageNumber"/>
+          <w:rFonts w:asciiTheme="minorHAnsi" w:hAnsiTheme="minorHAnsi" w:cstheme="minorHAnsi"/>
+          <w:b w:val="0"/>
+          <w:sz w:val="24"/>
+        </w:rPr>
+        <w:t xml:space="preserve">The results showed that the SIFT method produced a larger number of strong matches that survived the ratio test and RANSAC filtering, which contributed to more accurate </w:t>
+      </w:r>
+      <w:proofErr w:type="spellStart"/>
+      <w:r>
+        <w:rPr>
+          <w:rStyle w:val="PageNumber"/>
+          <w:rFonts w:asciiTheme="minorHAnsi" w:hAnsiTheme="minorHAnsi" w:cstheme="minorHAnsi"/>
+          <w:b w:val="0"/>
+          <w:sz w:val="24"/>
+        </w:rPr>
+        <w:t>homography</w:t>
+      </w:r>
+      <w:proofErr w:type="spellEnd"/>
+      <w:r>
+        <w:rPr>
+          <w:rStyle w:val="PageNumber"/>
+          <w:rFonts w:asciiTheme="minorHAnsi" w:hAnsiTheme="minorHAnsi" w:cstheme="minorHAnsi"/>
+          <w:b w:val="0"/>
+          <w:sz w:val="24"/>
+        </w:rPr>
+        <w:t xml:space="preserve"> estimation. Even though ORB was fast, it was more sensitive to texture and scale variations. The unsupervised machine learning algorithm comparison validated these results by assigning SIFT to the higher-performing cluster.</w:t>
+      </w:r>
+    </w:p>
+    <w:p/>
+    <w:p>
+      <w:pPr>
+        <w:pStyle w:val="Heading2"/>
+      </w:pPr>
+      <w:r>
+        <w:t>5.Conclusion</w:t>
+      </w:r>
+    </w:p>
+    <w:p>
+      <w:pPr>
+        <w:pStyle w:val="BodyText"/>
+        <w:rPr>
+          <w:lang w:eastAsia="x-none"/>
+        </w:rPr>
+      </w:pPr>
+    </w:p>
+    <w:p>
+      <w:pPr>
+        <w:pStyle w:val="BodyText"/>
+        <w:ind w:firstLine="720"/>
+        <w:jc w:val="both"/>
+        <w:rPr>
+          <w:rStyle w:val="PageNumber"/>
+          <w:rFonts w:asciiTheme="minorHAnsi" w:eastAsia="Malgun Gothic" w:hAnsiTheme="minorHAnsi" w:cstheme="minorHAnsi"/>
+          <w:b w:val="0"/>
+          <w:sz w:val="24"/>
+          <w:lang w:val="en-US"/>
+        </w:rPr>
+      </w:pPr>
+      <w:r>
+        <w:rPr>
+          <w:rStyle w:val="PageNumber"/>
+          <w:rFonts w:asciiTheme="minorHAnsi" w:eastAsia="Malgun Gothic" w:hAnsiTheme="minorHAnsi" w:cstheme="minorHAnsi"/>
+          <w:b w:val="0"/>
+          <w:sz w:val="24"/>
+          <w:lang w:val="en-US"/>
+        </w:rPr>
+        <w:t>In conclusion, the ORB remains a faster and lightweight alternative but shows limitations in accuracy under certain conditions, while SIFT provides more stable matches and superior stitching quality for the tested images. The integration of K-means clustering provided an objective, data-driven way to estimate the two methods, confirming SIFT’s advantages. This project successfully compared the two classical feature-based methods by using simple machine learning techniques.</w:t>
+      </w:r>
+    </w:p>
+    <w:p/>
+    <w:p>
+      <w:pPr>
+        <w:jc w:val="right"/>
+        <w:rPr>
+          <w:sz w:val="28"/>
+          <w:szCs w:val="28"/>
+        </w:rPr>
+      </w:pPr>
+      <w:r>
+        <w:rPr>
+          <w:sz w:val="28"/>
+          <w:szCs w:val="28"/>
+        </w:rPr>
+        <w:t>THU TA ZAW</w:t>
+      </w:r>
+    </w:p>
+    <w:p>
+      <w:pPr>
+        <w:jc w:val="right"/>
+        <w:rPr>
+          <w:sz w:val="28"/>
+          <w:szCs w:val="28"/>
+        </w:rPr>
+      </w:pPr>
+      <w:r>
+        <w:rPr>
+          <w:sz w:val="28"/>
+          <w:szCs w:val="28"/>
+        </w:rPr>
         <w:t>2415121095</w:t>
       </w:r>
+    </w:p>
+    <w:p>
+      <w:pPr>
+        <w:jc w:val="right"/>
+        <w:rPr>
+          <w:sz w:val="28"/>
+          <w:szCs w:val="28"/>
+        </w:rPr>
+      </w:pPr>
     </w:p>
     <w:sectPr>
       <w:pgSz w:w="12240" w:h="15840"/>
@@ -5159,6 +6959,7 @@
   <w:style w:type="character" w:default="1" w:styleId="DefaultParagraphFont">
     <w:name w:val="Default Paragraph Font"/>
     <w:uiPriority w:val="1"/>
+    <w:semiHidden/>
     <w:unhideWhenUsed/>
   </w:style>
   <w:style w:type="table" w:default="1" w:styleId="TableNormal">
